--- a/项目文档/华为ICT赛道三_附送文件说明.docx
+++ b/项目文档/华为ICT赛道三_附送文件说明.docx
@@ -957,6 +957,33 @@
           <w:sz w:val="21"/>
         </w:rPr>
         <w:t>——华为托管平台完整问答（最强证据）</w:t>
+      </w:r>
+    </w:p>
+    <w:p>
+      <w:pPr>
+        <w:spacing w:after="40" w:line="274" w:lineRule="auto"/>
+        <w:ind w:left="403" w:hanging="317"/>
+      </w:pPr>
+      <w:r>
+        <w:rPr>
+          <w:rFonts w:ascii="Microsoft YaHei" w:hAnsi="Microsoft YaHei" w:eastAsia="Microsoft YaHei"/>
+          <w:sz w:val="21"/>
+        </w:rPr>
+        <w:t xml:space="preserve">3. </w:t>
+      </w:r>
+      <w:r>
+        <w:rPr>
+          <w:rFonts w:ascii="Consolas" w:hAnsi="Consolas" w:eastAsia="Microsoft YaHei"/>
+          <w:sz w:val="20"/>
+        </w:rPr>
+        <w:t>07_证据包/R-NX-10_COMPLETED.yaml</w:t>
+      </w:r>
+      <w:r>
+        <w:rPr>
+          <w:rFonts w:ascii="Microsoft YaHei" w:hAnsi="Microsoft YaHei" w:eastAsia="Microsoft YaHei"/>
+          <w:sz w:val="21"/>
+        </w:rPr>
+        <w:t>——托管平台 MCP 工具面真实调用验证（2026-10-25）</w:t>
       </w:r>
     </w:p>
     <w:p>
@@ -5389,6 +5416,148 @@
             <w:r>
               <w:rPr>
                 <w:rFonts w:ascii="Microsoft YaHei" w:hAnsi="Microsoft YaHei" w:eastAsia="Microsoft YaHei"/>
+                <w:b/>
+                <w:color w:val="000000"/>
+                <w:sz w:val="17"/>
+              </w:rPr>
+              <w:t>R-NX-10</w:t>
+            </w:r>
+          </w:p>
+        </w:tc>
+        <w:tc>
+          <w:tcPr>
+            <w:tcW w:type="dxa" w:w="4195"/>
+            <w:vAlign w:val="center"/>
+            <w:tcMar>
+              <w:top w:w="38" w:type="dxa"/>
+              <w:start w:w="70" w:type="dxa"/>
+              <w:bottom w:w="38" w:type="dxa"/>
+              <w:end w:w="70" w:type="dxa"/>
+            </w:tcMar>
+            <w:tcBorders>
+              <w:top w:val="single" w:sz="6" w:space="0" w:color="D9D9D9"/>
+              <w:left w:val="single" w:sz="6" w:space="0" w:color="D9D9D9"/>
+              <w:bottom w:val="single" w:sz="6" w:space="0" w:color="D9D9D9"/>
+              <w:right w:val="single" w:sz="6" w:space="0" w:color="D9D9D9"/>
+              <w:insideH w:val="single" w:sz="6" w:space="0" w:color="D9D9D9"/>
+              <w:insideV w:val="single" w:sz="6" w:space="0" w:color="D9D9D9"/>
+            </w:tcBorders>
+          </w:tcPr>
+          <w:p>
+            <w:pPr>
+              <w:spacing w:after="0" w:line="252" w:lineRule="auto"/>
+              <w:jc w:val="left"/>
+            </w:pPr>
+            <w:r>
+              <w:rPr>
+                <w:rFonts w:ascii="Consolas" w:hAnsi="Consolas" w:eastAsia="Microsoft YaHei"/>
+                <w:color w:val="000000"/>
+                <w:sz w:val="16"/>
+              </w:rPr>
+              <w:t>R-NX-10_COMPLETED.yaml</w:t>
+            </w:r>
+            <w:r>
+              <w:rPr>
+                <w:rFonts w:ascii="Microsoft YaHei" w:hAnsi="Microsoft YaHei" w:eastAsia="Microsoft YaHei"/>
+                <w:color w:val="000000"/>
+                <w:sz w:val="17"/>
+              </w:rPr>
+              <w:t xml:space="preserve"> + </w:t>
+            </w:r>
+            <w:r>
+              <w:rPr>
+                <w:rFonts w:ascii="Consolas" w:hAnsi="Consolas" w:eastAsia="Microsoft YaHei"/>
+                <w:color w:val="000000"/>
+                <w:sz w:val="16"/>
+              </w:rPr>
+              <w:t>evidence/hosted-qa-2026-10-25/</w:t>
+            </w:r>
+            <w:r>
+              <w:rPr>
+                <w:rFonts w:ascii="Microsoft YaHei" w:hAnsi="Microsoft YaHei" w:eastAsia="Microsoft YaHei"/>
+                <w:color w:val="000000"/>
+                <w:sz w:val="17"/>
+              </w:rPr>
+              <w:t>（12 张截图 + 2 份 ECS 服务端日志）</w:t>
+            </w:r>
+          </w:p>
+        </w:tc>
+        <w:tc>
+          <w:tcPr>
+            <w:tcW w:type="dxa" w:w="4301"/>
+            <w:vAlign w:val="center"/>
+            <w:tcMar>
+              <w:top w:w="38" w:type="dxa"/>
+              <w:start w:w="70" w:type="dxa"/>
+              <w:bottom w:w="38" w:type="dxa"/>
+              <w:end w:w="70" w:type="dxa"/>
+            </w:tcMar>
+            <w:tcBorders>
+              <w:top w:val="single" w:sz="6" w:space="0" w:color="D9D9D9"/>
+              <w:left w:val="single" w:sz="6" w:space="0" w:color="D9D9D9"/>
+              <w:bottom w:val="single" w:sz="6" w:space="0" w:color="D9D9D9"/>
+              <w:right w:val="single" w:sz="6" w:space="0" w:color="D9D9D9"/>
+              <w:insideH w:val="single" w:sz="6" w:space="0" w:color="D9D9D9"/>
+              <w:insideV w:val="single" w:sz="6" w:space="0" w:color="D9D9D9"/>
+            </w:tcBorders>
+          </w:tcPr>
+          <w:p>
+            <w:pPr>
+              <w:spacing w:after="0" w:line="252" w:lineRule="auto"/>
+              <w:jc w:val="left"/>
+            </w:pPr>
+            <w:r>
+              <w:rPr>
+                <w:rFonts w:ascii="Microsoft YaHei" w:hAnsi="Microsoft YaHei" w:eastAsia="Microsoft YaHei"/>
+                <w:b/>
+                <w:color w:val="000000"/>
+                <w:sz w:val="17"/>
+              </w:rPr>
+              <w:t>托管平台 MCP 工具面真实调用验证已完成</w:t>
+            </w:r>
+            <w:r>
+              <w:rPr>
+                <w:rFonts w:ascii="Microsoft YaHei" w:hAnsi="Microsoft YaHei" w:eastAsia="Microsoft YaHei"/>
+                <w:color w:val="000000"/>
+                <w:sz w:val="17"/>
+              </w:rPr>
+              <w:t>（2026-10-25：两次问答共 6 次 MCP 调用、event_list 500 后自动重试成功、knowledge_search 200、平台调用链与服务端日志逐条对应）</w:t>
+            </w:r>
+          </w:p>
+        </w:tc>
+      </w:tr>
+      <w:tr>
+        <w:trPr>
+          <w:cantSplit w:val="true"/>
+        </w:trPr>
+        <w:tc>
+          <w:tcPr>
+            <w:tcW w:type="dxa" w:w="1152"/>
+            <w:vAlign w:val="center"/>
+            <w:tcMar>
+              <w:top w:w="38" w:type="dxa"/>
+              <w:start w:w="70" w:type="dxa"/>
+              <w:bottom w:w="38" w:type="dxa"/>
+              <w:end w:w="70" w:type="dxa"/>
+            </w:tcMar>
+            <w:tcBorders>
+              <w:top w:val="single" w:sz="6" w:space="0" w:color="D9D9D9"/>
+              <w:left w:val="single" w:sz="6" w:space="0" w:color="D9D9D9"/>
+              <w:bottom w:val="single" w:sz="6" w:space="0" w:color="D9D9D9"/>
+              <w:right w:val="single" w:sz="6" w:space="0" w:color="D9D9D9"/>
+              <w:insideH w:val="single" w:sz="6" w:space="0" w:color="D9D9D9"/>
+              <w:insideV w:val="single" w:sz="6" w:space="0" w:color="D9D9D9"/>
+            </w:tcBorders>
+            <w:shd w:fill="F3F7FA"/>
+          </w:tcPr>
+          <w:p>
+            <w:pPr>
+              <w:spacing w:after="0" w:line="252" w:lineRule="auto"/>
+              <w:jc w:val="left"/>
+            </w:pPr>
+            <w:r>
+              <w:rPr>
+                <w:rFonts w:ascii="Microsoft YaHei" w:hAnsi="Microsoft YaHei" w:eastAsia="Microsoft YaHei"/>
                 <w:color w:val="000000"/>
                 <w:sz w:val="17"/>
               </w:rPr>
@@ -5414,6 +5583,7 @@
               <w:insideH w:val="single" w:sz="6" w:space="0" w:color="D9D9D9"/>
               <w:insideV w:val="single" w:sz="6" w:space="0" w:color="D9D9D9"/>
             </w:tcBorders>
+            <w:shd w:fill="F3F7FA"/>
           </w:tcPr>
           <w:p>
             <w:pPr>
@@ -5480,6 +5650,7 @@
               <w:insideH w:val="single" w:sz="6" w:space="0" w:color="D9D9D9"/>
               <w:insideV w:val="single" w:sz="6" w:space="0" w:color="D9D9D9"/>
             </w:tcBorders>
+            <w:shd w:fill="F3F7FA"/>
           </w:tcPr>
           <w:p>
             <w:pPr>
@@ -5519,7 +5690,6 @@
               <w:insideH w:val="single" w:sz="6" w:space="0" w:color="D9D9D9"/>
               <w:insideV w:val="single" w:sz="6" w:space="0" w:color="D9D9D9"/>
             </w:tcBorders>
-            <w:shd w:fill="F3F7FA"/>
           </w:tcPr>
           <w:p>
             <w:pPr>
@@ -5554,7 +5724,6 @@
               <w:insideH w:val="single" w:sz="6" w:space="0" w:color="D9D9D9"/>
               <w:insideV w:val="single" w:sz="6" w:space="0" w:color="D9D9D9"/>
             </w:tcBorders>
-            <w:shd w:fill="F3F7FA"/>
           </w:tcPr>
           <w:p>
             <w:pPr>
@@ -5589,7 +5758,6 @@
               <w:insideH w:val="single" w:sz="6" w:space="0" w:color="D9D9D9"/>
               <w:insideV w:val="single" w:sz="6" w:space="0" w:color="D9D9D9"/>
             </w:tcBorders>
-            <w:shd w:fill="F3F7FA"/>
           </w:tcPr>
           <w:p>
             <w:pPr>
@@ -5629,6 +5797,7 @@
               <w:insideH w:val="single" w:sz="6" w:space="0" w:color="D9D9D9"/>
               <w:insideV w:val="single" w:sz="6" w:space="0" w:color="D9D9D9"/>
             </w:tcBorders>
+            <w:shd w:fill="F3F7FA"/>
           </w:tcPr>
           <w:p>
             <w:pPr>
@@ -5663,6 +5832,7 @@
               <w:insideH w:val="single" w:sz="6" w:space="0" w:color="D9D9D9"/>
               <w:insideV w:val="single" w:sz="6" w:space="0" w:color="D9D9D9"/>
             </w:tcBorders>
+            <w:shd w:fill="F3F7FA"/>
           </w:tcPr>
           <w:p>
             <w:pPr>
@@ -5697,6 +5867,7 @@
               <w:insideH w:val="single" w:sz="6" w:space="0" w:color="D9D9D9"/>
               <w:insideV w:val="single" w:sz="6" w:space="0" w:color="D9D9D9"/>
             </w:tcBorders>
+            <w:shd w:fill="F3F7FA"/>
           </w:tcPr>
           <w:p>
             <w:pPr>
@@ -5736,7 +5907,6 @@
               <w:insideH w:val="single" w:sz="6" w:space="0" w:color="D9D9D9"/>
               <w:insideV w:val="single" w:sz="6" w:space="0" w:color="D9D9D9"/>
             </w:tcBorders>
-            <w:shd w:fill="F3F7FA"/>
           </w:tcPr>
           <w:p>
             <w:pPr>
@@ -5771,7 +5941,6 @@
               <w:insideH w:val="single" w:sz="6" w:space="0" w:color="D9D9D9"/>
               <w:insideV w:val="single" w:sz="6" w:space="0" w:color="D9D9D9"/>
             </w:tcBorders>
-            <w:shd w:fill="F3F7FA"/>
           </w:tcPr>
           <w:p>
             <w:pPr>
@@ -5806,7 +5975,6 @@
               <w:insideH w:val="single" w:sz="6" w:space="0" w:color="D9D9D9"/>
               <w:insideV w:val="single" w:sz="6" w:space="0" w:color="D9D9D9"/>
             </w:tcBorders>
-            <w:shd w:fill="F3F7FA"/>
           </w:tcPr>
           <w:p>
             <w:pPr>
@@ -5846,6 +6014,7 @@
               <w:insideH w:val="single" w:sz="6" w:space="0" w:color="D9D9D9"/>
               <w:insideV w:val="single" w:sz="6" w:space="0" w:color="D9D9D9"/>
             </w:tcBorders>
+            <w:shd w:fill="F3F7FA"/>
           </w:tcPr>
           <w:p>
             <w:pPr>
@@ -5880,6 +6049,7 @@
               <w:insideH w:val="single" w:sz="6" w:space="0" w:color="D9D9D9"/>
               <w:insideV w:val="single" w:sz="6" w:space="0" w:color="D9D9D9"/>
             </w:tcBorders>
+            <w:shd w:fill="F3F7FA"/>
           </w:tcPr>
           <w:p>
             <w:pPr>
@@ -5930,6 +6100,7 @@
               <w:insideH w:val="single" w:sz="6" w:space="0" w:color="D9D9D9"/>
               <w:insideV w:val="single" w:sz="6" w:space="0" w:color="D9D9D9"/>
             </w:tcBorders>
+            <w:shd w:fill="F3F7FA"/>
           </w:tcPr>
           <w:p>
             <w:pPr>
@@ -5969,7 +6140,6 @@
               <w:insideH w:val="single" w:sz="6" w:space="0" w:color="D9D9D9"/>
               <w:insideV w:val="single" w:sz="6" w:space="0" w:color="D9D9D9"/>
             </w:tcBorders>
-            <w:shd w:fill="F3F7FA"/>
           </w:tcPr>
           <w:p>
             <w:pPr>
@@ -6004,7 +6174,6 @@
               <w:insideH w:val="single" w:sz="6" w:space="0" w:color="D9D9D9"/>
               <w:insideV w:val="single" w:sz="6" w:space="0" w:color="D9D9D9"/>
             </w:tcBorders>
-            <w:shd w:fill="F3F7FA"/>
           </w:tcPr>
           <w:p>
             <w:pPr>
@@ -6039,7 +6208,6 @@
               <w:insideH w:val="single" w:sz="6" w:space="0" w:color="D9D9D9"/>
               <w:insideV w:val="single" w:sz="6" w:space="0" w:color="D9D9D9"/>
             </w:tcBorders>
-            <w:shd w:fill="F3F7FA"/>
           </w:tcPr>
           <w:p>
             <w:pPr>
@@ -6079,6 +6247,7 @@
               <w:insideH w:val="single" w:sz="6" w:space="0" w:color="D9D9D9"/>
               <w:insideV w:val="single" w:sz="6" w:space="0" w:color="D9D9D9"/>
             </w:tcBorders>
+            <w:shd w:fill="F3F7FA"/>
           </w:tcPr>
           <w:p>
             <w:pPr>
@@ -6113,6 +6282,7 @@
               <w:insideH w:val="single" w:sz="6" w:space="0" w:color="D9D9D9"/>
               <w:insideV w:val="single" w:sz="6" w:space="0" w:color="D9D9D9"/>
             </w:tcBorders>
+            <w:shd w:fill="F3F7FA"/>
           </w:tcPr>
           <w:p>
             <w:pPr>
@@ -6195,6 +6365,7 @@
               <w:insideH w:val="single" w:sz="6" w:space="0" w:color="D9D9D9"/>
               <w:insideV w:val="single" w:sz="6" w:space="0" w:color="D9D9D9"/>
             </w:tcBorders>
+            <w:shd w:fill="F3F7FA"/>
           </w:tcPr>
           <w:p>
             <w:pPr>
@@ -6224,7 +6395,21 @@
           <w:rFonts w:ascii="Microsoft YaHei" w:hAnsi="Microsoft YaHei" w:eastAsia="Microsoft YaHei"/>
           <w:sz w:val="21"/>
         </w:rPr>
-        <w:t xml:space="preserve">界面截图在 </w:t>
+        <w:t xml:space="preserve">托管平台 MCP 工具调用验收的过程截图（12 张）与 ECS 服务端 MCP 日志随 </w:t>
+      </w:r>
+      <w:r>
+        <w:rPr>
+          <w:rFonts w:ascii="Consolas" w:hAnsi="Consolas" w:eastAsia="Microsoft YaHei"/>
+          <w:sz w:val="20"/>
+        </w:rPr>
+        <w:t>evidence/hosted-qa-2026-10-25/</w:t>
+      </w:r>
+      <w:r>
+        <w:rPr>
+          <w:rFonts w:ascii="Microsoft YaHei" w:hAnsi="Microsoft YaHei" w:eastAsia="Microsoft YaHei"/>
+          <w:sz w:val="21"/>
+        </w:rPr>
+        <w:t xml:space="preserve"> 归档（R-NX-10，含调试抽屉调用链、MCP 调用输入/输出、17 条事件真实数据、服务端 CallToolRequest 日志）。界面截图在 </w:t>
       </w:r>
       <w:r>
         <w:rPr>
@@ -6285,14 +6470,14 @@
           <w:b/>
           <w:sz w:val="21"/>
         </w:rPr>
-        <w:t>本地（R-NX-09）与华为 AgentArts 托管平台（R-NX-08）是两次独立验收，均已完成 完整 Skill 问答</w:t>
+        <w:t>本地（R-NX-09）与华为 AgentArts 托管平台（R-NX-08 / R-NX-10）是相互独立的验收， 证据分别登记、不得互相替代</w:t>
       </w:r>
       <w:r>
         <w:rPr>
           <w:rFonts w:ascii="Microsoft YaHei" w:hAnsi="Microsoft YaHei" w:eastAsia="Microsoft YaHei"/>
           <w:sz w:val="21"/>
         </w:rPr>
-        <w:t>，证据分别登记、不得互相替代。R-NX-08 的诚实边界：本次运行中 MCP 知识域工具不可用（网关 Target 指向已丢失的旧 ECS），智能体改用文件检索并 如实报告证据缺口；恢复 Target 后复跑补工具调用轨迹为后续待办，不影响 “平台内完整 Skill 问答已验收”的口径。R-NX-05/06/07/08-PROBE 为其前置步骤与 修复链中间态，按时间序阅读即可看到完整的工程攻坚过程。</w:t>
+        <w:t>。R-NX-08 完成托管平台内完整 Skill 问答（当次 MCP 知识域工具不可用为如实登记的历史中间态）；R-NX-10 于 2026-10-25 完成托管平台内 MCP 工具面真实调用验证——两次预览调试问答共 6 次 MCP 调用全部成功（event_list 遇后端 500 后智能体自动去除过滤重试拿到 17 条事件；knowledge_search 返回 200）， 平台调试抽屉调用链与 ECS 服务端 MCP 日志逐条对应。R-NX-10 的诚实边界：预览调试 通道验收（该运行时类型 WS 数据面握手 500 已留证）、写入类工具未启用、MCP 端点 仍为快速隧道（持久化列入清理待办）。R-NX-05/06/07/08-PROBE 为修复链中间态， 按时间序阅读即可看到完整的工程攻坚过程。</w:t>
       </w:r>
     </w:p>
     <w:p>
@@ -7498,6 +7683,19 @@
           <w:rFonts w:ascii="Microsoft YaHei" w:hAnsi="Microsoft YaHei" w:eastAsia="Microsoft YaHei"/>
           <w:sz w:val="21"/>
         </w:rPr>
+        <w:t>[x] 托管平台 MCP 工具面真实调用验证已完成（R-NX-10，2026-10-25，两次运行 6 次 MCP 调用、服务端日志逐条对应）；</w:t>
+      </w:r>
+    </w:p>
+    <w:p>
+      <w:pPr>
+        <w:pStyle w:val="ListBullet"/>
+        <w:ind w:left="346" w:hanging="259"/>
+      </w:pPr>
+      <w:r>
+        <w:rPr>
+          <w:rFonts w:ascii="Microsoft YaHei" w:hAnsi="Microsoft YaHei" w:eastAsia="Microsoft YaHei"/>
+          <w:sz w:val="21"/>
+        </w:rPr>
         <w:t>[x] 托管平台完整 Skill 问答已完成（R-NX-08，2026-10-24，verdict=completed），</w:t>
       </w:r>
     </w:p>
@@ -7781,7 +7979,7 @@
                 <w:color w:val="000000"/>
                 <w:sz w:val="17"/>
               </w:rPr>
-              <w:t>v1.2 国奖打磨版</w:t>
+              <w:t>R-NX-10 完成</w:t>
             </w:r>
             <w:r>
               <w:rPr>
@@ -7789,7 +7987,39 @@
                 <w:color w:val="000000"/>
                 <w:sz w:val="17"/>
               </w:rPr>
-              <w:t>：①§〇/§一/§五 导航与路径全部对齐提交包新结构（04_代码附件 / 06_示例问答截图 / 07_证据包 / 08_演示视频）；②新增§二完整代码附件说明（zip 与开源仓库一致）与§5.1 登记号→包内文件对照表；③§5.2 口径提醒改为“双端均已完成”（消除 v1.1 与 R-NX-08 完成状态矛盾的残留）；④§六自检逐项落勾并附口径说明</w:t>
+              <w:t>：新增托管平台 MCP 工具面真实调用验收登记与证据目录（</w:t>
+            </w:r>
+            <w:r>
+              <w:rPr>
+                <w:rFonts w:ascii="Consolas" w:hAnsi="Consolas" w:eastAsia="Microsoft YaHei"/>
+                <w:color w:val="000000"/>
+                <w:sz w:val="16"/>
+              </w:rPr>
+              <w:t>R-NX-10_COMPLETED.yaml</w:t>
+            </w:r>
+            <w:r>
+              <w:rPr>
+                <w:rFonts w:ascii="Microsoft YaHei" w:hAnsi="Microsoft YaHei" w:eastAsia="Microsoft YaHei"/>
+                <w:color w:val="000000"/>
+                <w:sz w:val="17"/>
+              </w:rPr>
+              <w:t xml:space="preserve"> + </w:t>
+            </w:r>
+            <w:r>
+              <w:rPr>
+                <w:rFonts w:ascii="Consolas" w:hAnsi="Consolas" w:eastAsia="Microsoft YaHei"/>
+                <w:color w:val="000000"/>
+                <w:sz w:val="16"/>
+              </w:rPr>
+              <w:t>evidence/hosted-qa-2026-10-25/</w:t>
+            </w:r>
+            <w:r>
+              <w:rPr>
+                <w:rFonts w:ascii="Microsoft YaHei" w:hAnsi="Microsoft YaHei" w:eastAsia="Microsoft YaHei"/>
+                <w:color w:val="000000"/>
+                <w:sz w:val="17"/>
+              </w:rPr>
+              <w:t>），§〇/§5.1/§5.2/§六 同步更新；R-NX-08 的“工具面恢复待办”口径收口</w:t>
             </w:r>
           </w:p>
         </w:tc>
@@ -7863,6 +8093,124 @@
                 <w:color w:val="000000"/>
                 <w:sz w:val="17"/>
               </w:rPr>
+              <w:t>2026-10-25</w:t>
+            </w:r>
+          </w:p>
+        </w:tc>
+        <w:tc>
+          <w:tcPr>
+            <w:tcW w:type="dxa" w:w="5628"/>
+            <w:vAlign w:val="center"/>
+            <w:tcMar>
+              <w:top w:w="38" w:type="dxa"/>
+              <w:start w:w="70" w:type="dxa"/>
+              <w:bottom w:w="38" w:type="dxa"/>
+              <w:end w:w="70" w:type="dxa"/>
+            </w:tcMar>
+            <w:tcBorders>
+              <w:top w:val="single" w:sz="6" w:space="0" w:color="D9D9D9"/>
+              <w:left w:val="single" w:sz="6" w:space="0" w:color="D9D9D9"/>
+              <w:bottom w:val="single" w:sz="6" w:space="0" w:color="D9D9D9"/>
+              <w:right w:val="single" w:sz="6" w:space="0" w:color="D9D9D9"/>
+              <w:insideH w:val="single" w:sz="6" w:space="0" w:color="D9D9D9"/>
+              <w:insideV w:val="single" w:sz="6" w:space="0" w:color="D9D9D9"/>
+            </w:tcBorders>
+            <w:shd w:fill="F3F7FA"/>
+          </w:tcPr>
+          <w:p>
+            <w:pPr>
+              <w:spacing w:after="0" w:line="252" w:lineRule="auto"/>
+              <w:jc w:val="left"/>
+            </w:pPr>
+            <w:r>
+              <w:rPr>
+                <w:rFonts w:ascii="Microsoft YaHei" w:hAnsi="Microsoft YaHei" w:eastAsia="Microsoft YaHei"/>
+                <w:b/>
+                <w:color w:val="000000"/>
+                <w:sz w:val="17"/>
+              </w:rPr>
+              <w:t>v1.2 国奖打磨版</w:t>
+            </w:r>
+            <w:r>
+              <w:rPr>
+                <w:rFonts w:ascii="Microsoft YaHei" w:hAnsi="Microsoft YaHei" w:eastAsia="Microsoft YaHei"/>
+                <w:color w:val="000000"/>
+                <w:sz w:val="17"/>
+              </w:rPr>
+              <w:t>：①§〇/§一/§五 导航与路径全部对齐提交包新结构（04_代码附件 / 06_示例问答截图 / 07_证据包 / 08_演示视频）；②新增§二完整代码附件说明（zip 与开源仓库一致）与§5.1 登记号→包内文件对照表；③§5.2 口径提醒改为“双端均已完成”（消除 v1.1 与 R-NX-08 完成状态矛盾的残留）；④§六自检逐项落勾并附口径说明</w:t>
+            </w:r>
+          </w:p>
+        </w:tc>
+        <w:tc>
+          <w:tcPr>
+            <w:tcW w:type="dxa" w:w="1340"/>
+            <w:vAlign w:val="center"/>
+            <w:tcMar>
+              <w:top w:w="38" w:type="dxa"/>
+              <w:start w:w="70" w:type="dxa"/>
+              <w:bottom w:w="38" w:type="dxa"/>
+              <w:end w:w="70" w:type="dxa"/>
+            </w:tcMar>
+            <w:tcBorders>
+              <w:top w:val="single" w:sz="6" w:space="0" w:color="D9D9D9"/>
+              <w:left w:val="single" w:sz="6" w:space="0" w:color="D9D9D9"/>
+              <w:bottom w:val="single" w:sz="6" w:space="0" w:color="D9D9D9"/>
+              <w:right w:val="single" w:sz="6" w:space="0" w:color="D9D9D9"/>
+              <w:insideH w:val="single" w:sz="6" w:space="0" w:color="D9D9D9"/>
+              <w:insideV w:val="single" w:sz="6" w:space="0" w:color="D9D9D9"/>
+            </w:tcBorders>
+            <w:shd w:fill="F3F7FA"/>
+          </w:tcPr>
+          <w:p>
+            <w:pPr>
+              <w:spacing w:after="0" w:line="252" w:lineRule="auto"/>
+              <w:jc w:val="left"/>
+            </w:pPr>
+            <w:r>
+              <w:rPr>
+                <w:rFonts w:ascii="Microsoft YaHei" w:hAnsi="Microsoft YaHei" w:eastAsia="Microsoft YaHei"/>
+                <w:color w:val="000000"/>
+                <w:sz w:val="17"/>
+              </w:rPr>
+              <w:t>liyongxiang + ZCode</w:t>
+            </w:r>
+          </w:p>
+        </w:tc>
+      </w:tr>
+      <w:tr>
+        <w:trPr>
+          <w:cantSplit w:val="true"/>
+        </w:trPr>
+        <w:tc>
+          <w:tcPr>
+            <w:tcW w:type="dxa" w:w="2680"/>
+            <w:vAlign w:val="center"/>
+            <w:tcMar>
+              <w:top w:w="38" w:type="dxa"/>
+              <w:start w:w="70" w:type="dxa"/>
+              <w:bottom w:w="38" w:type="dxa"/>
+              <w:end w:w="70" w:type="dxa"/>
+            </w:tcMar>
+            <w:tcBorders>
+              <w:top w:val="single" w:sz="6" w:space="0" w:color="D9D9D9"/>
+              <w:left w:val="single" w:sz="6" w:space="0" w:color="D9D9D9"/>
+              <w:bottom w:val="single" w:sz="6" w:space="0" w:color="D9D9D9"/>
+              <w:right w:val="single" w:sz="6" w:space="0" w:color="D9D9D9"/>
+              <w:insideH w:val="single" w:sz="6" w:space="0" w:color="D9D9D9"/>
+              <w:insideV w:val="single" w:sz="6" w:space="0" w:color="D9D9D9"/>
+            </w:tcBorders>
+          </w:tcPr>
+          <w:p>
+            <w:pPr>
+              <w:spacing w:after="0" w:line="252" w:lineRule="auto"/>
+              <w:jc w:val="left"/>
+            </w:pPr>
+            <w:r>
+              <w:rPr>
+                <w:rFonts w:ascii="Microsoft YaHei" w:hAnsi="Microsoft YaHei" w:eastAsia="Microsoft YaHei"/>
+                <w:color w:val="000000"/>
+                <w:sz w:val="17"/>
+              </w:rPr>
               <w:t>2026-10-23</w:t>
             </w:r>
           </w:p>
@@ -7885,7 +8233,6 @@
               <w:insideH w:val="single" w:sz="6" w:space="0" w:color="D9D9D9"/>
               <w:insideV w:val="single" w:sz="6" w:space="0" w:color="D9D9D9"/>
             </w:tcBorders>
-            <w:shd w:fill="F3F7FA"/>
           </w:tcPr>
           <w:p>
             <w:pPr>
@@ -7920,7 +8267,6 @@
               <w:insideH w:val="single" w:sz="6" w:space="0" w:color="D9D9D9"/>
               <w:insideV w:val="single" w:sz="6" w:space="0" w:color="D9D9D9"/>
             </w:tcBorders>
-            <w:shd w:fill="F3F7FA"/>
           </w:tcPr>
           <w:p>
             <w:pPr>
@@ -7960,6 +8306,7 @@
               <w:insideH w:val="single" w:sz="6" w:space="0" w:color="D9D9D9"/>
               <w:insideV w:val="single" w:sz="6" w:space="0" w:color="D9D9D9"/>
             </w:tcBorders>
+            <w:shd w:fill="F3F7FA"/>
           </w:tcPr>
           <w:p>
             <w:pPr>
@@ -7994,6 +8341,7 @@
               <w:insideH w:val="single" w:sz="6" w:space="0" w:color="D9D9D9"/>
               <w:insideV w:val="single" w:sz="6" w:space="0" w:color="D9D9D9"/>
             </w:tcBorders>
+            <w:shd w:fill="F3F7FA"/>
           </w:tcPr>
           <w:p>
             <w:pPr>
@@ -8028,6 +8376,7 @@
               <w:insideH w:val="single" w:sz="6" w:space="0" w:color="D9D9D9"/>
               <w:insideV w:val="single" w:sz="6" w:space="0" w:color="D9D9D9"/>
             </w:tcBorders>
+            <w:shd w:fill="F3F7FA"/>
           </w:tcPr>
           <w:p>
             <w:pPr>

--- a/项目文档/华为ICT赛道三_附送文件说明.docx
+++ b/项目文档/华为ICT赛道三_附送文件说明.docx
@@ -4362,7 +4362,7 @@
         <w:pStyle w:val="Heading2"/>
       </w:pPr>
       <w:r>
-        <w:t>5.1 登记号 → 包内文件对照（07_证据包/，23 个文件全部按登记号命名）</w:t>
+        <w:t>5.1 登记号 → 包内文件对照（07_证据包/，24 个文件全部按登记号命名）</w:t>
       </w:r>
     </w:p>
     <w:tbl>
@@ -6477,7 +6477,7 @@
           <w:rFonts w:ascii="Microsoft YaHei" w:hAnsi="Microsoft YaHei" w:eastAsia="Microsoft YaHei"/>
           <w:sz w:val="21"/>
         </w:rPr>
-        <w:t>。R-NX-08 完成托管平台内完整 Skill 问答（当次 MCP 知识域工具不可用为如实登记的历史中间态）；R-NX-10 于 2026-10-25 完成托管平台内 MCP 工具面真实调用验证——两次预览调试问答共 6 次 MCP 调用全部成功（event_list 遇后端 500 后智能体自动去除过滤重试拿到 17 条事件；knowledge_search 返回 200）， 平台调试抽屉调用链与 ECS 服务端 MCP 日志逐条对应。R-NX-10 的诚实边界：预览调试 通道验收（该运行时类型 WS 数据面握手 500 已留证）、写入类工具未启用、MCP 端点 仍为快速隧道（持久化列入清理待办）。R-NX-05/06/07/08-PROBE 为修复链中间态， 按时间序阅读即可看到完整的工程攻坚过程。</w:t>
+        <w:t>。R-NX-08 完成托管平台内完整 Skill 问答（当次 MCP 知识域工具不可用为如实登记的历史中间态）；R-NX-10 于 2026-10-25 完成托管平台内 MCP 工具面真实调用验证——两次预览调试问答共 6 次 MCP 调用全部成功（event_list 遇后端 500 后智能体自动去除过滤重试拿到 17 条事件；knowledge_search 返回 200）， 平台调试抽屉调用链与 ECS 服务端 MCP 日志逐条对应。R-NX-10 的诚实边界：预览调试 通道验收（该运行时类型 WS 数据面握手 500 已留证）、写入类工具未启用；平台内资产端点 为快速隧道（服务常驻期间 URL 不变，恢复流程见登记 yaml），对外另有 AgentArts 网关 固定域名端点（华为证书、URL 恒定，任意标准 MCP 客户端实测可调 21 工具，证据随包归档）。R-NX-05/06/07/08-PROBE 为修复链中间态， 按时间序阅读即可看到完整的工程攻坚过程。</w:t>
       </w:r>
     </w:p>
     <w:p>

--- a/项目文档/华为ICT赛道三_附送文件说明.docx
+++ b/项目文档/华为ICT赛道三_附送文件说明.docx
@@ -4362,7 +4362,7 @@
         <w:pStyle w:val="Heading2"/>
       </w:pPr>
       <w:r>
-        <w:t>5.1 登记号 → 包内文件对照（07_证据包/，24 个文件全部按登记号命名）</w:t>
+        <w:t>5.1 登记号 → 包内文件对照（07_证据包/，29 个文件全部按登记号命名）</w:t>
       </w:r>
     </w:p>
     <w:tbl>
@@ -4420,7 +4420,7 @@
         </w:tc>
         <w:tc>
           <w:tcPr>
-            <w:tcW w:type="dxa" w:w="4195"/>
+            <w:tcW w:type="dxa" w:w="4154"/>
             <w:vAlign w:val="center"/>
             <w:tcMar>
               <w:top w:w="38" w:type="dxa"/>
@@ -4456,7 +4456,7 @@
         </w:tc>
         <w:tc>
           <w:tcPr>
-            <w:tcW w:type="dxa" w:w="4301"/>
+            <w:tcW w:type="dxa" w:w="4342"/>
             <w:vAlign w:val="center"/>
             <w:tcMar>
               <w:top w:w="38" w:type="dxa"/>
@@ -4531,7 +4531,7 @@
         </w:tc>
         <w:tc>
           <w:tcPr>
-            <w:tcW w:type="dxa" w:w="4195"/>
+            <w:tcW w:type="dxa" w:w="4154"/>
             <w:vAlign w:val="center"/>
             <w:tcMar>
               <w:top w:w="38" w:type="dxa"/>
@@ -4565,7 +4565,7 @@
         </w:tc>
         <w:tc>
           <w:tcPr>
-            <w:tcW w:type="dxa" w:w="4301"/>
+            <w:tcW w:type="dxa" w:w="4342"/>
             <w:vAlign w:val="center"/>
             <w:tcMar>
               <w:top w:w="38" w:type="dxa"/>
@@ -4639,7 +4639,7 @@
         </w:tc>
         <w:tc>
           <w:tcPr>
-            <w:tcW w:type="dxa" w:w="4195"/>
+            <w:tcW w:type="dxa" w:w="4154"/>
             <w:vAlign w:val="center"/>
             <w:tcMar>
               <w:top w:w="38" w:type="dxa"/>
@@ -4674,7 +4674,7 @@
         </w:tc>
         <w:tc>
           <w:tcPr>
-            <w:tcW w:type="dxa" w:w="4301"/>
+            <w:tcW w:type="dxa" w:w="4342"/>
             <w:vAlign w:val="center"/>
             <w:tcMar>
               <w:top w:w="38" w:type="dxa"/>
@@ -4748,7 +4748,7 @@
         </w:tc>
         <w:tc>
           <w:tcPr>
-            <w:tcW w:type="dxa" w:w="4195"/>
+            <w:tcW w:type="dxa" w:w="4154"/>
             <w:vAlign w:val="center"/>
             <w:tcMar>
               <w:top w:w="38" w:type="dxa"/>
@@ -4782,7 +4782,7 @@
         </w:tc>
         <w:tc>
           <w:tcPr>
-            <w:tcW w:type="dxa" w:w="4301"/>
+            <w:tcW w:type="dxa" w:w="4342"/>
             <w:vAlign w:val="center"/>
             <w:tcMar>
               <w:top w:w="38" w:type="dxa"/>
@@ -4856,7 +4856,7 @@
         </w:tc>
         <w:tc>
           <w:tcPr>
-            <w:tcW w:type="dxa" w:w="4195"/>
+            <w:tcW w:type="dxa" w:w="4154"/>
             <w:vAlign w:val="center"/>
             <w:tcMar>
               <w:top w:w="38" w:type="dxa"/>
@@ -4891,7 +4891,7 @@
         </w:tc>
         <w:tc>
           <w:tcPr>
-            <w:tcW w:type="dxa" w:w="4301"/>
+            <w:tcW w:type="dxa" w:w="4342"/>
             <w:vAlign w:val="center"/>
             <w:tcMar>
               <w:top w:w="38" w:type="dxa"/>
@@ -4965,7 +4965,7 @@
         </w:tc>
         <w:tc>
           <w:tcPr>
-            <w:tcW w:type="dxa" w:w="4195"/>
+            <w:tcW w:type="dxa" w:w="4154"/>
             <w:vAlign w:val="center"/>
             <w:tcMar>
               <w:top w:w="38" w:type="dxa"/>
@@ -4999,7 +4999,7 @@
         </w:tc>
         <w:tc>
           <w:tcPr>
-            <w:tcW w:type="dxa" w:w="4301"/>
+            <w:tcW w:type="dxa" w:w="4342"/>
             <w:vAlign w:val="center"/>
             <w:tcMar>
               <w:top w:w="38" w:type="dxa"/>
@@ -5073,7 +5073,7 @@
         </w:tc>
         <w:tc>
           <w:tcPr>
-            <w:tcW w:type="dxa" w:w="4195"/>
+            <w:tcW w:type="dxa" w:w="4154"/>
             <w:vAlign w:val="center"/>
             <w:tcMar>
               <w:top w:w="38" w:type="dxa"/>
@@ -5108,7 +5108,7 @@
         </w:tc>
         <w:tc>
           <w:tcPr>
-            <w:tcW w:type="dxa" w:w="4301"/>
+            <w:tcW w:type="dxa" w:w="4342"/>
             <w:vAlign w:val="center"/>
             <w:tcMar>
               <w:top w:w="38" w:type="dxa"/>
@@ -5183,7 +5183,7 @@
         </w:tc>
         <w:tc>
           <w:tcPr>
-            <w:tcW w:type="dxa" w:w="4195"/>
+            <w:tcW w:type="dxa" w:w="4154"/>
             <w:vAlign w:val="center"/>
             <w:tcMar>
               <w:top w:w="38" w:type="dxa"/>
@@ -5233,7 +5233,7 @@
         </w:tc>
         <w:tc>
           <w:tcPr>
-            <w:tcW w:type="dxa" w:w="4301"/>
+            <w:tcW w:type="dxa" w:w="4342"/>
             <w:vAlign w:val="center"/>
             <w:tcMar>
               <w:top w:w="38" w:type="dxa"/>
@@ -5316,7 +5316,7 @@
         </w:tc>
         <w:tc>
           <w:tcPr>
-            <w:tcW w:type="dxa" w:w="4195"/>
+            <w:tcW w:type="dxa" w:w="4154"/>
             <w:vAlign w:val="center"/>
             <w:tcMar>
               <w:top w:w="38" w:type="dxa"/>
@@ -5351,7 +5351,7 @@
         </w:tc>
         <w:tc>
           <w:tcPr>
-            <w:tcW w:type="dxa" w:w="4301"/>
+            <w:tcW w:type="dxa" w:w="4342"/>
             <w:vAlign w:val="center"/>
             <w:tcMar>
               <w:top w:w="38" w:type="dxa"/>
@@ -5426,7 +5426,7 @@
         </w:tc>
         <w:tc>
           <w:tcPr>
-            <w:tcW w:type="dxa" w:w="4195"/>
+            <w:tcW w:type="dxa" w:w="4154"/>
             <w:vAlign w:val="center"/>
             <w:tcMar>
               <w:top w:w="38" w:type="dxa"/>
@@ -5484,7 +5484,7 @@
         </w:tc>
         <w:tc>
           <w:tcPr>
-            <w:tcW w:type="dxa" w:w="4301"/>
+            <w:tcW w:type="dxa" w:w="4342"/>
             <w:vAlign w:val="center"/>
             <w:tcMar>
               <w:top w:w="38" w:type="dxa"/>
@@ -5558,6 +5558,291 @@
             <w:r>
               <w:rPr>
                 <w:rFonts w:ascii="Microsoft YaHei" w:hAnsi="Microsoft YaHei" w:eastAsia="Microsoft YaHei"/>
+                <w:b/>
+                <w:color w:val="000000"/>
+                <w:sz w:val="17"/>
+              </w:rPr>
+              <w:t>R-KN-07</w:t>
+            </w:r>
+          </w:p>
+        </w:tc>
+        <w:tc>
+          <w:tcPr>
+            <w:tcW w:type="dxa" w:w="4154"/>
+            <w:vAlign w:val="center"/>
+            <w:tcMar>
+              <w:top w:w="38" w:type="dxa"/>
+              <w:start w:w="70" w:type="dxa"/>
+              <w:bottom w:w="38" w:type="dxa"/>
+              <w:end w:w="70" w:type="dxa"/>
+            </w:tcMar>
+            <w:tcBorders>
+              <w:top w:val="single" w:sz="6" w:space="0" w:color="D9D9D9"/>
+              <w:left w:val="single" w:sz="6" w:space="0" w:color="D9D9D9"/>
+              <w:bottom w:val="single" w:sz="6" w:space="0" w:color="D9D9D9"/>
+              <w:right w:val="single" w:sz="6" w:space="0" w:color="D9D9D9"/>
+              <w:insideH w:val="single" w:sz="6" w:space="0" w:color="D9D9D9"/>
+              <w:insideV w:val="single" w:sz="6" w:space="0" w:color="D9D9D9"/>
+            </w:tcBorders>
+            <w:shd w:fill="F3F7FA"/>
+          </w:tcPr>
+          <w:p>
+            <w:pPr>
+              <w:spacing w:after="0" w:line="252" w:lineRule="auto"/>
+              <w:jc w:val="left"/>
+            </w:pPr>
+            <w:r>
+              <w:rPr>
+                <w:rFonts w:ascii="Consolas" w:hAnsi="Consolas" w:eastAsia="Microsoft YaHei"/>
+                <w:color w:val="000000"/>
+                <w:sz w:val="16"/>
+              </w:rPr>
+              <w:t>R-KN-07_retrieval-benchmark.yaml</w:t>
+            </w:r>
+            <w:r>
+              <w:rPr>
+                <w:rFonts w:ascii="Microsoft YaHei" w:hAnsi="Microsoft YaHei" w:eastAsia="Microsoft YaHei"/>
+                <w:color w:val="000000"/>
+                <w:sz w:val="17"/>
+              </w:rPr>
+              <w:t xml:space="preserve"> + </w:t>
+            </w:r>
+            <w:r>
+              <w:rPr>
+                <w:rFonts w:ascii="Consolas" w:hAnsi="Consolas" w:eastAsia="Microsoft YaHei"/>
+                <w:color w:val="000000"/>
+                <w:sz w:val="16"/>
+              </w:rPr>
+              <w:t>R-KN-07_benchmark.json</w:t>
+            </w:r>
+            <w:r>
+              <w:rPr>
+                <w:rFonts w:ascii="Microsoft YaHei" w:hAnsi="Microsoft YaHei" w:eastAsia="Microsoft YaHei"/>
+                <w:color w:val="000000"/>
+                <w:sz w:val="17"/>
+              </w:rPr>
+              <w:t xml:space="preserve"> + </w:t>
+            </w:r>
+            <w:r>
+              <w:rPr>
+                <w:rFonts w:ascii="Consolas" w:hAnsi="Consolas" w:eastAsia="Microsoft YaHei"/>
+                <w:color w:val="000000"/>
+                <w:sz w:val="16"/>
+              </w:rPr>
+              <w:t>R-KN-07_eval-results.json</w:t>
+            </w:r>
+          </w:p>
+        </w:tc>
+        <w:tc>
+          <w:tcPr>
+            <w:tcW w:type="dxa" w:w="4342"/>
+            <w:vAlign w:val="center"/>
+            <w:tcMar>
+              <w:top w:w="38" w:type="dxa"/>
+              <w:start w:w="70" w:type="dxa"/>
+              <w:bottom w:w="38" w:type="dxa"/>
+              <w:end w:w="70" w:type="dxa"/>
+            </w:tcMar>
+            <w:tcBorders>
+              <w:top w:val="single" w:sz="6" w:space="0" w:color="D9D9D9"/>
+              <w:left w:val="single" w:sz="6" w:space="0" w:color="D9D9D9"/>
+              <w:bottom w:val="single" w:sz="6" w:space="0" w:color="D9D9D9"/>
+              <w:right w:val="single" w:sz="6" w:space="0" w:color="D9D9D9"/>
+              <w:insideH w:val="single" w:sz="6" w:space="0" w:color="D9D9D9"/>
+              <w:insideV w:val="single" w:sz="6" w:space="0" w:color="D9D9D9"/>
+            </w:tcBorders>
+            <w:shd w:fill="F3F7FA"/>
+          </w:tcPr>
+          <w:p>
+            <w:pPr>
+              <w:spacing w:after="0" w:line="252" w:lineRule="auto"/>
+              <w:jc w:val="left"/>
+            </w:pPr>
+            <w:r>
+              <w:rPr>
+                <w:rFonts w:ascii="Microsoft YaHei" w:hAnsi="Microsoft YaHei" w:eastAsia="Microsoft YaHei"/>
+                <w:b/>
+                <w:color w:val="000000"/>
+                <w:sz w:val="17"/>
+              </w:rPr>
+              <w:t>检索评测基准与三系统对照</w:t>
+            </w:r>
+            <w:r>
+              <w:rPr>
+                <w:rFonts w:ascii="Microsoft YaHei" w:hAnsi="Microsoft YaHei" w:eastAsia="Microsoft YaHei"/>
+                <w:color w:val="000000"/>
+                <w:sz w:val="17"/>
+              </w:rPr>
+              <w:t>（2026-10-26：301 题[标题/实体/多跳/拒答]、27 资产语料；RRF 混合标题型 hit@1 +40% 相对提升并已合入生产接口 retrieval_mode=hybrid）</w:t>
+            </w:r>
+          </w:p>
+        </w:tc>
+      </w:tr>
+      <w:tr>
+        <w:trPr>
+          <w:cantSplit w:val="true"/>
+        </w:trPr>
+        <w:tc>
+          <w:tcPr>
+            <w:tcW w:type="dxa" w:w="1152"/>
+            <w:vAlign w:val="center"/>
+            <w:tcMar>
+              <w:top w:w="38" w:type="dxa"/>
+              <w:start w:w="70" w:type="dxa"/>
+              <w:bottom w:w="38" w:type="dxa"/>
+              <w:end w:w="70" w:type="dxa"/>
+            </w:tcMar>
+            <w:tcBorders>
+              <w:top w:val="single" w:sz="6" w:space="0" w:color="D9D9D9"/>
+              <w:left w:val="single" w:sz="6" w:space="0" w:color="D9D9D9"/>
+              <w:bottom w:val="single" w:sz="6" w:space="0" w:color="D9D9D9"/>
+              <w:right w:val="single" w:sz="6" w:space="0" w:color="D9D9D9"/>
+              <w:insideH w:val="single" w:sz="6" w:space="0" w:color="D9D9D9"/>
+              <w:insideV w:val="single" w:sz="6" w:space="0" w:color="D9D9D9"/>
+            </w:tcBorders>
+          </w:tcPr>
+          <w:p>
+            <w:pPr>
+              <w:spacing w:after="0" w:line="252" w:lineRule="auto"/>
+              <w:jc w:val="left"/>
+            </w:pPr>
+            <w:r>
+              <w:rPr>
+                <w:rFonts w:ascii="Microsoft YaHei" w:hAnsi="Microsoft YaHei" w:eastAsia="Microsoft YaHei"/>
+                <w:b/>
+                <w:color w:val="000000"/>
+                <w:sz w:val="17"/>
+              </w:rPr>
+              <w:t>R-KN-08</w:t>
+            </w:r>
+          </w:p>
+        </w:tc>
+        <w:tc>
+          <w:tcPr>
+            <w:tcW w:type="dxa" w:w="4154"/>
+            <w:vAlign w:val="center"/>
+            <w:tcMar>
+              <w:top w:w="38" w:type="dxa"/>
+              <w:start w:w="70" w:type="dxa"/>
+              <w:bottom w:w="38" w:type="dxa"/>
+              <w:end w:w="70" w:type="dxa"/>
+            </w:tcMar>
+            <w:tcBorders>
+              <w:top w:val="single" w:sz="6" w:space="0" w:color="D9D9D9"/>
+              <w:left w:val="single" w:sz="6" w:space="0" w:color="D9D9D9"/>
+              <w:bottom w:val="single" w:sz="6" w:space="0" w:color="D9D9D9"/>
+              <w:right w:val="single" w:sz="6" w:space="0" w:color="D9D9D9"/>
+              <w:insideH w:val="single" w:sz="6" w:space="0" w:color="D9D9D9"/>
+              <w:insideV w:val="single" w:sz="6" w:space="0" w:color="D9D9D9"/>
+            </w:tcBorders>
+          </w:tcPr>
+          <w:p>
+            <w:pPr>
+              <w:spacing w:after="0" w:line="252" w:lineRule="auto"/>
+              <w:jc w:val="left"/>
+            </w:pPr>
+            <w:r>
+              <w:rPr>
+                <w:rFonts w:ascii="Consolas" w:hAnsi="Consolas" w:eastAsia="Microsoft YaHei"/>
+                <w:color w:val="000000"/>
+                <w:sz w:val="16"/>
+              </w:rPr>
+              <w:t>R-KN-08_audit.yaml</w:t>
+            </w:r>
+            <w:r>
+              <w:rPr>
+                <w:rFonts w:ascii="Microsoft YaHei" w:hAnsi="Microsoft YaHei" w:eastAsia="Microsoft YaHei"/>
+                <w:color w:val="000000"/>
+                <w:sz w:val="17"/>
+              </w:rPr>
+              <w:t xml:space="preserve"> + </w:t>
+            </w:r>
+            <w:r>
+              <w:rPr>
+                <w:rFonts w:ascii="Consolas" w:hAnsi="Consolas" w:eastAsia="Microsoft YaHei"/>
+                <w:color w:val="000000"/>
+                <w:sz w:val="16"/>
+              </w:rPr>
+              <w:t>R-KN-08_audit.json</w:t>
+            </w:r>
+          </w:p>
+        </w:tc>
+        <w:tc>
+          <w:tcPr>
+            <w:tcW w:type="dxa" w:w="4342"/>
+            <w:vAlign w:val="center"/>
+            <w:tcMar>
+              <w:top w:w="38" w:type="dxa"/>
+              <w:start w:w="70" w:type="dxa"/>
+              <w:bottom w:w="38" w:type="dxa"/>
+              <w:end w:w="70" w:type="dxa"/>
+            </w:tcMar>
+            <w:tcBorders>
+              <w:top w:val="single" w:sz="6" w:space="0" w:color="D9D9D9"/>
+              <w:left w:val="single" w:sz="6" w:space="0" w:color="D9D9D9"/>
+              <w:bottom w:val="single" w:sz="6" w:space="0" w:color="D9D9D9"/>
+              <w:right w:val="single" w:sz="6" w:space="0" w:color="D9D9D9"/>
+              <w:insideH w:val="single" w:sz="6" w:space="0" w:color="D9D9D9"/>
+              <w:insideV w:val="single" w:sz="6" w:space="0" w:color="D9D9D9"/>
+            </w:tcBorders>
+          </w:tcPr>
+          <w:p>
+            <w:pPr>
+              <w:spacing w:after="0" w:line="252" w:lineRule="auto"/>
+              <w:jc w:val="left"/>
+            </w:pPr>
+            <w:r>
+              <w:rPr>
+                <w:rFonts w:ascii="Microsoft YaHei" w:hAnsi="Microsoft YaHei" w:eastAsia="Microsoft YaHei"/>
+                <w:b/>
+                <w:color w:val="000000"/>
+                <w:sz w:val="17"/>
+              </w:rPr>
+              <w:t>本体证据可回溯审计</w:t>
+            </w:r>
+            <w:r>
+              <w:rPr>
+                <w:rFonts w:ascii="Microsoft YaHei" w:hAnsi="Microsoft YaHei" w:eastAsia="Microsoft YaHei"/>
+                <w:color w:val="000000"/>
+                <w:sz w:val="17"/>
+              </w:rPr>
+              <w:t>（2026-10-26：引用可回溯 89.9%、关系完全可回溯 85.0%、节点 96.0%；确定性核验零模型调用）</w:t>
+            </w:r>
+          </w:p>
+        </w:tc>
+      </w:tr>
+      <w:tr>
+        <w:trPr>
+          <w:cantSplit w:val="true"/>
+        </w:trPr>
+        <w:tc>
+          <w:tcPr>
+            <w:tcW w:type="dxa" w:w="1152"/>
+            <w:vAlign w:val="center"/>
+            <w:tcMar>
+              <w:top w:w="38" w:type="dxa"/>
+              <w:start w:w="70" w:type="dxa"/>
+              <w:bottom w:w="38" w:type="dxa"/>
+              <w:end w:w="70" w:type="dxa"/>
+            </w:tcMar>
+            <w:tcBorders>
+              <w:top w:val="single" w:sz="6" w:space="0" w:color="D9D9D9"/>
+              <w:left w:val="single" w:sz="6" w:space="0" w:color="D9D9D9"/>
+              <w:bottom w:val="single" w:sz="6" w:space="0" w:color="D9D9D9"/>
+              <w:right w:val="single" w:sz="6" w:space="0" w:color="D9D9D9"/>
+              <w:insideH w:val="single" w:sz="6" w:space="0" w:color="D9D9D9"/>
+              <w:insideV w:val="single" w:sz="6" w:space="0" w:color="D9D9D9"/>
+            </w:tcBorders>
+            <w:shd w:fill="F3F7FA"/>
+          </w:tcPr>
+          <w:p>
+            <w:pPr>
+              <w:spacing w:after="0" w:line="252" w:lineRule="auto"/>
+              <w:jc w:val="left"/>
+            </w:pPr>
+            <w:r>
+              <w:rPr>
+                <w:rFonts w:ascii="Microsoft YaHei" w:hAnsi="Microsoft YaHei" w:eastAsia="Microsoft YaHei"/>
                 <w:color w:val="000000"/>
                 <w:sz w:val="17"/>
               </w:rPr>
@@ -5567,7 +5852,7 @@
         </w:tc>
         <w:tc>
           <w:tcPr>
-            <w:tcW w:type="dxa" w:w="4195"/>
+            <w:tcW w:type="dxa" w:w="4154"/>
             <w:vAlign w:val="center"/>
             <w:tcMar>
               <w:top w:w="38" w:type="dxa"/>
@@ -5634,7 +5919,7 @@
         </w:tc>
         <w:tc>
           <w:tcPr>
-            <w:tcW w:type="dxa" w:w="4301"/>
+            <w:tcW w:type="dxa" w:w="4342"/>
             <w:vAlign w:val="center"/>
             <w:tcMar>
               <w:top w:w="38" w:type="dxa"/>
@@ -5708,7 +5993,7 @@
         </w:tc>
         <w:tc>
           <w:tcPr>
-            <w:tcW w:type="dxa" w:w="4195"/>
+            <w:tcW w:type="dxa" w:w="4154"/>
             <w:vAlign w:val="center"/>
             <w:tcMar>
               <w:top w:w="38" w:type="dxa"/>
@@ -5742,7 +6027,7 @@
         </w:tc>
         <w:tc>
           <w:tcPr>
-            <w:tcW w:type="dxa" w:w="4301"/>
+            <w:tcW w:type="dxa" w:w="4342"/>
             <w:vAlign w:val="center"/>
             <w:tcMar>
               <w:top w:w="38" w:type="dxa"/>
@@ -5816,7 +6101,7 @@
         </w:tc>
         <w:tc>
           <w:tcPr>
-            <w:tcW w:type="dxa" w:w="4195"/>
+            <w:tcW w:type="dxa" w:w="4154"/>
             <w:vAlign w:val="center"/>
             <w:tcMar>
               <w:top w:w="38" w:type="dxa"/>
@@ -5851,7 +6136,7 @@
         </w:tc>
         <w:tc>
           <w:tcPr>
-            <w:tcW w:type="dxa" w:w="4301"/>
+            <w:tcW w:type="dxa" w:w="4342"/>
             <w:vAlign w:val="center"/>
             <w:tcMar>
               <w:top w:w="38" w:type="dxa"/>
@@ -5925,7 +6210,7 @@
         </w:tc>
         <w:tc>
           <w:tcPr>
-            <w:tcW w:type="dxa" w:w="4195"/>
+            <w:tcW w:type="dxa" w:w="4154"/>
             <w:vAlign w:val="center"/>
             <w:tcMar>
               <w:top w:w="38" w:type="dxa"/>
@@ -5959,7 +6244,7 @@
         </w:tc>
         <w:tc>
           <w:tcPr>
-            <w:tcW w:type="dxa" w:w="4301"/>
+            <w:tcW w:type="dxa" w:w="4342"/>
             <w:vAlign w:val="center"/>
             <w:tcMar>
               <w:top w:w="38" w:type="dxa"/>
@@ -6033,7 +6318,7 @@
         </w:tc>
         <w:tc>
           <w:tcPr>
-            <w:tcW w:type="dxa" w:w="4195"/>
+            <w:tcW w:type="dxa" w:w="4154"/>
             <w:vAlign w:val="center"/>
             <w:tcMar>
               <w:top w:w="38" w:type="dxa"/>
@@ -6084,7 +6369,7 @@
         </w:tc>
         <w:tc>
           <w:tcPr>
-            <w:tcW w:type="dxa" w:w="4301"/>
+            <w:tcW w:type="dxa" w:w="4342"/>
             <w:vAlign w:val="center"/>
             <w:tcMar>
               <w:top w:w="38" w:type="dxa"/>
@@ -6158,7 +6443,7 @@
         </w:tc>
         <w:tc>
           <w:tcPr>
-            <w:tcW w:type="dxa" w:w="4195"/>
+            <w:tcW w:type="dxa" w:w="4154"/>
             <w:vAlign w:val="center"/>
             <w:tcMar>
               <w:top w:w="38" w:type="dxa"/>
@@ -6192,7 +6477,7 @@
         </w:tc>
         <w:tc>
           <w:tcPr>
-            <w:tcW w:type="dxa" w:w="4301"/>
+            <w:tcW w:type="dxa" w:w="4342"/>
             <w:vAlign w:val="center"/>
             <w:tcMar>
               <w:top w:w="38" w:type="dxa"/>
@@ -6266,7 +6551,7 @@
         </w:tc>
         <w:tc>
           <w:tcPr>
-            <w:tcW w:type="dxa" w:w="4195"/>
+            <w:tcW w:type="dxa" w:w="4154"/>
             <w:vAlign w:val="center"/>
             <w:tcMar>
               <w:top w:w="38" w:type="dxa"/>
@@ -6349,7 +6634,7 @@
         </w:tc>
         <w:tc>
           <w:tcPr>
-            <w:tcW w:type="dxa" w:w="4301"/>
+            <w:tcW w:type="dxa" w:w="4342"/>
             <w:vAlign w:val="center"/>
             <w:tcMar>
               <w:top w:w="38" w:type="dxa"/>
@@ -7803,7 +8088,7 @@
         </w:trPr>
         <w:tc>
           <w:tcPr>
-            <w:tcW w:type="dxa" w:w="2680"/>
+            <w:tcW w:type="dxa" w:w="2097"/>
             <w:vAlign w:val="center"/>
             <w:tcMar>
               <w:top w:w="38" w:type="dxa"/>
@@ -7839,7 +8124,7 @@
         </w:tc>
         <w:tc>
           <w:tcPr>
-            <w:tcW w:type="dxa" w:w="5628"/>
+            <w:tcW w:type="dxa" w:w="5243"/>
             <w:vAlign w:val="center"/>
             <w:tcMar>
               <w:top w:w="38" w:type="dxa"/>
@@ -7875,7 +8160,7 @@
         </w:tc>
         <w:tc>
           <w:tcPr>
-            <w:tcW w:type="dxa" w:w="1340"/>
+            <w:tcW w:type="dxa" w:w="2307"/>
             <w:vAlign w:val="center"/>
             <w:tcMar>
               <w:top w:w="38" w:type="dxa"/>
@@ -7916,7 +8201,7 @@
         </w:trPr>
         <w:tc>
           <w:tcPr>
-            <w:tcW w:type="dxa" w:w="2680"/>
+            <w:tcW w:type="dxa" w:w="2097"/>
             <w:vAlign w:val="center"/>
             <w:tcMar>
               <w:top w:w="38" w:type="dxa"/>
@@ -7944,13 +8229,13 @@
                 <w:color w:val="000000"/>
                 <w:sz w:val="17"/>
               </w:rPr>
-              <w:t>2026-10-25</w:t>
+              <w:t>2026-10-26</w:t>
             </w:r>
           </w:p>
         </w:tc>
         <w:tc>
           <w:tcPr>
-            <w:tcW w:type="dxa" w:w="5628"/>
+            <w:tcW w:type="dxa" w:w="5243"/>
             <w:vAlign w:val="center"/>
             <w:tcMar>
               <w:top w:w="38" w:type="dxa"/>
@@ -7966,6 +8251,115 @@
               <w:insideH w:val="single" w:sz="6" w:space="0" w:color="D9D9D9"/>
               <w:insideV w:val="single" w:sz="6" w:space="0" w:color="D9D9D9"/>
             </w:tcBorders>
+          </w:tcPr>
+          <w:p>
+            <w:pPr>
+              <w:spacing w:after="0" w:line="252" w:lineRule="auto"/>
+              <w:jc w:val="left"/>
+            </w:pPr>
+            <w:r>
+              <w:rPr>
+                <w:rFonts w:ascii="Microsoft YaHei" w:hAnsi="Microsoft YaHei" w:eastAsia="Microsoft YaHei"/>
+                <w:color w:val="000000"/>
+                <w:sz w:val="17"/>
+              </w:rPr>
+              <w:t>新增 R-KN-07（检索基准与三系统评测）/R-KN-08（本体证据审计）登记与证据文件；§5.1 计数 24→29</w:t>
+            </w:r>
+          </w:p>
+        </w:tc>
+        <w:tc>
+          <w:tcPr>
+            <w:tcW w:type="dxa" w:w="2307"/>
+            <w:vAlign w:val="center"/>
+            <w:tcMar>
+              <w:top w:w="38" w:type="dxa"/>
+              <w:start w:w="70" w:type="dxa"/>
+              <w:bottom w:w="38" w:type="dxa"/>
+              <w:end w:w="70" w:type="dxa"/>
+            </w:tcMar>
+            <w:tcBorders>
+              <w:top w:val="single" w:sz="6" w:space="0" w:color="D9D9D9"/>
+              <w:left w:val="single" w:sz="6" w:space="0" w:color="D9D9D9"/>
+              <w:bottom w:val="single" w:sz="6" w:space="0" w:color="D9D9D9"/>
+              <w:right w:val="single" w:sz="6" w:space="0" w:color="D9D9D9"/>
+              <w:insideH w:val="single" w:sz="6" w:space="0" w:color="D9D9D9"/>
+              <w:insideV w:val="single" w:sz="6" w:space="0" w:color="D9D9D9"/>
+            </w:tcBorders>
+          </w:tcPr>
+          <w:p>
+            <w:pPr>
+              <w:spacing w:after="0" w:line="252" w:lineRule="auto"/>
+              <w:jc w:val="left"/>
+            </w:pPr>
+            <w:r>
+              <w:rPr>
+                <w:rFonts w:ascii="Microsoft YaHei" w:hAnsi="Microsoft YaHei" w:eastAsia="Microsoft YaHei"/>
+                <w:color w:val="000000"/>
+                <w:sz w:val="17"/>
+              </w:rPr>
+              <w:t>liyongxiang + ZCode</w:t>
+            </w:r>
+          </w:p>
+        </w:tc>
+      </w:tr>
+      <w:tr>
+        <w:trPr>
+          <w:cantSplit w:val="true"/>
+        </w:trPr>
+        <w:tc>
+          <w:tcPr>
+            <w:tcW w:type="dxa" w:w="2097"/>
+            <w:vAlign w:val="center"/>
+            <w:tcMar>
+              <w:top w:w="38" w:type="dxa"/>
+              <w:start w:w="70" w:type="dxa"/>
+              <w:bottom w:w="38" w:type="dxa"/>
+              <w:end w:w="70" w:type="dxa"/>
+            </w:tcMar>
+            <w:tcBorders>
+              <w:top w:val="single" w:sz="6" w:space="0" w:color="D9D9D9"/>
+              <w:left w:val="single" w:sz="6" w:space="0" w:color="D9D9D9"/>
+              <w:bottom w:val="single" w:sz="6" w:space="0" w:color="D9D9D9"/>
+              <w:right w:val="single" w:sz="6" w:space="0" w:color="D9D9D9"/>
+              <w:insideH w:val="single" w:sz="6" w:space="0" w:color="D9D9D9"/>
+              <w:insideV w:val="single" w:sz="6" w:space="0" w:color="D9D9D9"/>
+            </w:tcBorders>
+            <w:shd w:fill="F3F7FA"/>
+          </w:tcPr>
+          <w:p>
+            <w:pPr>
+              <w:spacing w:after="0" w:line="252" w:lineRule="auto"/>
+              <w:jc w:val="left"/>
+            </w:pPr>
+            <w:r>
+              <w:rPr>
+                <w:rFonts w:ascii="Microsoft YaHei" w:hAnsi="Microsoft YaHei" w:eastAsia="Microsoft YaHei"/>
+                <w:color w:val="000000"/>
+                <w:sz w:val="17"/>
+              </w:rPr>
+              <w:t>2026-10-25</w:t>
+            </w:r>
+          </w:p>
+        </w:tc>
+        <w:tc>
+          <w:tcPr>
+            <w:tcW w:type="dxa" w:w="5243"/>
+            <w:vAlign w:val="center"/>
+            <w:tcMar>
+              <w:top w:w="38" w:type="dxa"/>
+              <w:start w:w="70" w:type="dxa"/>
+              <w:bottom w:w="38" w:type="dxa"/>
+              <w:end w:w="70" w:type="dxa"/>
+            </w:tcMar>
+            <w:tcBorders>
+              <w:top w:val="single" w:sz="6" w:space="0" w:color="D9D9D9"/>
+              <w:left w:val="single" w:sz="6" w:space="0" w:color="D9D9D9"/>
+              <w:bottom w:val="single" w:sz="6" w:space="0" w:color="D9D9D9"/>
+              <w:right w:val="single" w:sz="6" w:space="0" w:color="D9D9D9"/>
+              <w:insideH w:val="single" w:sz="6" w:space="0" w:color="D9D9D9"/>
+              <w:insideV w:val="single" w:sz="6" w:space="0" w:color="D9D9D9"/>
+            </w:tcBorders>
+            <w:shd w:fill="F3F7FA"/>
           </w:tcPr>
           <w:p>
             <w:pPr>
@@ -8025,125 +8419,7 @@
         </w:tc>
         <w:tc>
           <w:tcPr>
-            <w:tcW w:type="dxa" w:w="1340"/>
-            <w:vAlign w:val="center"/>
-            <w:tcMar>
-              <w:top w:w="38" w:type="dxa"/>
-              <w:start w:w="70" w:type="dxa"/>
-              <w:bottom w:w="38" w:type="dxa"/>
-              <w:end w:w="70" w:type="dxa"/>
-            </w:tcMar>
-            <w:tcBorders>
-              <w:top w:val="single" w:sz="6" w:space="0" w:color="D9D9D9"/>
-              <w:left w:val="single" w:sz="6" w:space="0" w:color="D9D9D9"/>
-              <w:bottom w:val="single" w:sz="6" w:space="0" w:color="D9D9D9"/>
-              <w:right w:val="single" w:sz="6" w:space="0" w:color="D9D9D9"/>
-              <w:insideH w:val="single" w:sz="6" w:space="0" w:color="D9D9D9"/>
-              <w:insideV w:val="single" w:sz="6" w:space="0" w:color="D9D9D9"/>
-            </w:tcBorders>
-          </w:tcPr>
-          <w:p>
-            <w:pPr>
-              <w:spacing w:after="0" w:line="252" w:lineRule="auto"/>
-              <w:jc w:val="left"/>
-            </w:pPr>
-            <w:r>
-              <w:rPr>
-                <w:rFonts w:ascii="Microsoft YaHei" w:hAnsi="Microsoft YaHei" w:eastAsia="Microsoft YaHei"/>
-                <w:color w:val="000000"/>
-                <w:sz w:val="17"/>
-              </w:rPr>
-              <w:t>liyongxiang + ZCode</w:t>
-            </w:r>
-          </w:p>
-        </w:tc>
-      </w:tr>
-      <w:tr>
-        <w:trPr>
-          <w:cantSplit w:val="true"/>
-        </w:trPr>
-        <w:tc>
-          <w:tcPr>
-            <w:tcW w:type="dxa" w:w="2680"/>
-            <w:vAlign w:val="center"/>
-            <w:tcMar>
-              <w:top w:w="38" w:type="dxa"/>
-              <w:start w:w="70" w:type="dxa"/>
-              <w:bottom w:w="38" w:type="dxa"/>
-              <w:end w:w="70" w:type="dxa"/>
-            </w:tcMar>
-            <w:tcBorders>
-              <w:top w:val="single" w:sz="6" w:space="0" w:color="D9D9D9"/>
-              <w:left w:val="single" w:sz="6" w:space="0" w:color="D9D9D9"/>
-              <w:bottom w:val="single" w:sz="6" w:space="0" w:color="D9D9D9"/>
-              <w:right w:val="single" w:sz="6" w:space="0" w:color="D9D9D9"/>
-              <w:insideH w:val="single" w:sz="6" w:space="0" w:color="D9D9D9"/>
-              <w:insideV w:val="single" w:sz="6" w:space="0" w:color="D9D9D9"/>
-            </w:tcBorders>
-            <w:shd w:fill="F3F7FA"/>
-          </w:tcPr>
-          <w:p>
-            <w:pPr>
-              <w:spacing w:after="0" w:line="252" w:lineRule="auto"/>
-              <w:jc w:val="left"/>
-            </w:pPr>
-            <w:r>
-              <w:rPr>
-                <w:rFonts w:ascii="Microsoft YaHei" w:hAnsi="Microsoft YaHei" w:eastAsia="Microsoft YaHei"/>
-                <w:color w:val="000000"/>
-                <w:sz w:val="17"/>
-              </w:rPr>
-              <w:t>2026-10-25</w:t>
-            </w:r>
-          </w:p>
-        </w:tc>
-        <w:tc>
-          <w:tcPr>
-            <w:tcW w:type="dxa" w:w="5628"/>
-            <w:vAlign w:val="center"/>
-            <w:tcMar>
-              <w:top w:w="38" w:type="dxa"/>
-              <w:start w:w="70" w:type="dxa"/>
-              <w:bottom w:w="38" w:type="dxa"/>
-              <w:end w:w="70" w:type="dxa"/>
-            </w:tcMar>
-            <w:tcBorders>
-              <w:top w:val="single" w:sz="6" w:space="0" w:color="D9D9D9"/>
-              <w:left w:val="single" w:sz="6" w:space="0" w:color="D9D9D9"/>
-              <w:bottom w:val="single" w:sz="6" w:space="0" w:color="D9D9D9"/>
-              <w:right w:val="single" w:sz="6" w:space="0" w:color="D9D9D9"/>
-              <w:insideH w:val="single" w:sz="6" w:space="0" w:color="D9D9D9"/>
-              <w:insideV w:val="single" w:sz="6" w:space="0" w:color="D9D9D9"/>
-            </w:tcBorders>
-            <w:shd w:fill="F3F7FA"/>
-          </w:tcPr>
-          <w:p>
-            <w:pPr>
-              <w:spacing w:after="0" w:line="252" w:lineRule="auto"/>
-              <w:jc w:val="left"/>
-            </w:pPr>
-            <w:r>
-              <w:rPr>
-                <w:rFonts w:ascii="Microsoft YaHei" w:hAnsi="Microsoft YaHei" w:eastAsia="Microsoft YaHei"/>
-                <w:b/>
-                <w:color w:val="000000"/>
-                <w:sz w:val="17"/>
-              </w:rPr>
-              <w:t>v1.2 国奖打磨版</w:t>
-            </w:r>
-            <w:r>
-              <w:rPr>
-                <w:rFonts w:ascii="Microsoft YaHei" w:hAnsi="Microsoft YaHei" w:eastAsia="Microsoft YaHei"/>
-                <w:color w:val="000000"/>
-                <w:sz w:val="17"/>
-              </w:rPr>
-              <w:t>：①§〇/§一/§五 导航与路径全部对齐提交包新结构（04_代码附件 / 06_示例问答截图 / 07_证据包 / 08_演示视频）；②新增§二完整代码附件说明（zip 与开源仓库一致）与§5.1 登记号→包内文件对照表；③§5.2 口径提醒改为“双端均已完成”（消除 v1.1 与 R-NX-08 完成状态矛盾的残留）；④§六自检逐项落勾并附口径说明</w:t>
-            </w:r>
-          </w:p>
-        </w:tc>
-        <w:tc>
-          <w:tcPr>
-            <w:tcW w:type="dxa" w:w="1340"/>
+            <w:tcW w:type="dxa" w:w="2307"/>
             <w:vAlign w:val="center"/>
             <w:tcMar>
               <w:top w:w="38" w:type="dxa"/>
@@ -8183,7 +8459,7 @@
         </w:trPr>
         <w:tc>
           <w:tcPr>
-            <w:tcW w:type="dxa" w:w="2680"/>
+            <w:tcW w:type="dxa" w:w="2097"/>
             <w:vAlign w:val="center"/>
             <w:tcMar>
               <w:top w:w="38" w:type="dxa"/>
@@ -8211,13 +8487,56 @@
                 <w:color w:val="000000"/>
                 <w:sz w:val="17"/>
               </w:rPr>
-              <w:t>2026-10-23</w:t>
+              <w:t>2026-10-25</w:t>
             </w:r>
           </w:p>
         </w:tc>
         <w:tc>
           <w:tcPr>
-            <w:tcW w:type="dxa" w:w="5628"/>
+            <w:tcW w:type="dxa" w:w="5243"/>
+            <w:vAlign w:val="center"/>
+            <w:tcMar>
+              <w:top w:w="38" w:type="dxa"/>
+              <w:start w:w="70" w:type="dxa"/>
+              <w:bottom w:w="38" w:type="dxa"/>
+              <w:end w:w="70" w:type="dxa"/>
+            </w:tcMar>
+            <w:tcBorders>
+              <w:top w:val="single" w:sz="6" w:space="0" w:color="D9D9D9"/>
+              <w:left w:val="single" w:sz="6" w:space="0" w:color="D9D9D9"/>
+              <w:bottom w:val="single" w:sz="6" w:space="0" w:color="D9D9D9"/>
+              <w:right w:val="single" w:sz="6" w:space="0" w:color="D9D9D9"/>
+              <w:insideH w:val="single" w:sz="6" w:space="0" w:color="D9D9D9"/>
+              <w:insideV w:val="single" w:sz="6" w:space="0" w:color="D9D9D9"/>
+            </w:tcBorders>
+          </w:tcPr>
+          <w:p>
+            <w:pPr>
+              <w:spacing w:after="0" w:line="252" w:lineRule="auto"/>
+              <w:jc w:val="left"/>
+            </w:pPr>
+            <w:r>
+              <w:rPr>
+                <w:rFonts w:ascii="Microsoft YaHei" w:hAnsi="Microsoft YaHei" w:eastAsia="Microsoft YaHei"/>
+                <w:b/>
+                <w:color w:val="000000"/>
+                <w:sz w:val="17"/>
+              </w:rPr>
+              <w:t>v1.2 国奖打磨版</w:t>
+            </w:r>
+            <w:r>
+              <w:rPr>
+                <w:rFonts w:ascii="Microsoft YaHei" w:hAnsi="Microsoft YaHei" w:eastAsia="Microsoft YaHei"/>
+                <w:color w:val="000000"/>
+                <w:sz w:val="17"/>
+              </w:rPr>
+              <w:t>：①§〇/§一/§五 导航与路径全部对齐提交包新结构（04_代码附件 / 06_示例问答截图 / 07_证据包 / 08_演示视频）；②新增§二完整代码附件说明（zip 与开源仓库一致）与§5.1 登记号→包内文件对照表；③§5.2 口径提醒改为“双端均已完成”（消除 v1.1 与 R-NX-08 完成状态矛盾的残留）；④§六自检逐项落勾并附口径说明</w:t>
+            </w:r>
+          </w:p>
+        </w:tc>
+        <w:tc>
+          <w:tcPr>
+            <w:tcW w:type="dxa" w:w="2307"/>
             <w:vAlign w:val="center"/>
             <w:tcMar>
               <w:top w:w="38" w:type="dxa"/>
@@ -8245,41 +8564,7 @@
                 <w:color w:val="000000"/>
                 <w:sz w:val="17"/>
               </w:rPr>
-              <w:t>新增 R-KN-05 跨文档多跳实例与演示视频说明</w:t>
-            </w:r>
-          </w:p>
-        </w:tc>
-        <w:tc>
-          <w:tcPr>
-            <w:tcW w:type="dxa" w:w="1340"/>
-            <w:vAlign w:val="center"/>
-            <w:tcMar>
-              <w:top w:w="38" w:type="dxa"/>
-              <w:start w:w="70" w:type="dxa"/>
-              <w:bottom w:w="38" w:type="dxa"/>
-              <w:end w:w="70" w:type="dxa"/>
-            </w:tcMar>
-            <w:tcBorders>
-              <w:top w:val="single" w:sz="6" w:space="0" w:color="D9D9D9"/>
-              <w:left w:val="single" w:sz="6" w:space="0" w:color="D9D9D9"/>
-              <w:bottom w:val="single" w:sz="6" w:space="0" w:color="D9D9D9"/>
-              <w:right w:val="single" w:sz="6" w:space="0" w:color="D9D9D9"/>
-              <w:insideH w:val="single" w:sz="6" w:space="0" w:color="D9D9D9"/>
-              <w:insideV w:val="single" w:sz="6" w:space="0" w:color="D9D9D9"/>
-            </w:tcBorders>
-          </w:tcPr>
-          <w:p>
-            <w:pPr>
-              <w:spacing w:after="0" w:line="252" w:lineRule="auto"/>
-              <w:jc w:val="left"/>
-            </w:pPr>
-            <w:r>
-              <w:rPr>
-                <w:rFonts w:ascii="Microsoft YaHei" w:hAnsi="Microsoft YaHei" w:eastAsia="Microsoft YaHei"/>
-                <w:color w:val="000000"/>
-                <w:sz w:val="17"/>
-              </w:rPr>
-              <w:t>liyongxiang</w:t>
+              <w:t>liyongxiang + ZCode</w:t>
             </w:r>
           </w:p>
         </w:tc>
@@ -8290,7 +8575,7 @@
         </w:trPr>
         <w:tc>
           <w:tcPr>
-            <w:tcW w:type="dxa" w:w="2680"/>
+            <w:tcW w:type="dxa" w:w="2097"/>
             <w:vAlign w:val="center"/>
             <w:tcMar>
               <w:top w:w="38" w:type="dxa"/>
@@ -8319,13 +8604,13 @@
                 <w:color w:val="000000"/>
                 <w:sz w:val="17"/>
               </w:rPr>
-              <w:t>2026-09-30</w:t>
+              <w:t>2026-10-23</w:t>
             </w:r>
           </w:p>
         </w:tc>
         <w:tc>
           <w:tcPr>
-            <w:tcW w:type="dxa" w:w="5628"/>
+            <w:tcW w:type="dxa" w:w="5243"/>
             <w:vAlign w:val="center"/>
             <w:tcMar>
               <w:top w:w="38" w:type="dxa"/>
@@ -8354,13 +8639,13 @@
                 <w:color w:val="000000"/>
                 <w:sz w:val="17"/>
               </w:rPr>
-              <w:t>建立【材料 3】独立《随附文件说明》提交件</w:t>
+              <w:t>新增 R-KN-05 跨文档多跳实例与演示视频说明</w:t>
             </w:r>
           </w:p>
         </w:tc>
         <w:tc>
           <w:tcPr>
-            <w:tcW w:type="dxa" w:w="1340"/>
+            <w:tcW w:type="dxa" w:w="2307"/>
             <w:vAlign w:val="center"/>
             <w:tcMar>
               <w:top w:w="38" w:type="dxa"/>
@@ -8377,6 +8662,113 @@
               <w:insideV w:val="single" w:sz="6" w:space="0" w:color="D9D9D9"/>
             </w:tcBorders>
             <w:shd w:fill="F3F7FA"/>
+          </w:tcPr>
+          <w:p>
+            <w:pPr>
+              <w:spacing w:after="0" w:line="252" w:lineRule="auto"/>
+              <w:jc w:val="left"/>
+            </w:pPr>
+            <w:r>
+              <w:rPr>
+                <w:rFonts w:ascii="Microsoft YaHei" w:hAnsi="Microsoft YaHei" w:eastAsia="Microsoft YaHei"/>
+                <w:color w:val="000000"/>
+                <w:sz w:val="17"/>
+              </w:rPr>
+              <w:t>liyongxiang</w:t>
+            </w:r>
+          </w:p>
+        </w:tc>
+      </w:tr>
+      <w:tr>
+        <w:trPr>
+          <w:cantSplit w:val="true"/>
+        </w:trPr>
+        <w:tc>
+          <w:tcPr>
+            <w:tcW w:type="dxa" w:w="2097"/>
+            <w:vAlign w:val="center"/>
+            <w:tcMar>
+              <w:top w:w="38" w:type="dxa"/>
+              <w:start w:w="70" w:type="dxa"/>
+              <w:bottom w:w="38" w:type="dxa"/>
+              <w:end w:w="70" w:type="dxa"/>
+            </w:tcMar>
+            <w:tcBorders>
+              <w:top w:val="single" w:sz="6" w:space="0" w:color="D9D9D9"/>
+              <w:left w:val="single" w:sz="6" w:space="0" w:color="D9D9D9"/>
+              <w:bottom w:val="single" w:sz="6" w:space="0" w:color="D9D9D9"/>
+              <w:right w:val="single" w:sz="6" w:space="0" w:color="D9D9D9"/>
+              <w:insideH w:val="single" w:sz="6" w:space="0" w:color="D9D9D9"/>
+              <w:insideV w:val="single" w:sz="6" w:space="0" w:color="D9D9D9"/>
+            </w:tcBorders>
+          </w:tcPr>
+          <w:p>
+            <w:pPr>
+              <w:spacing w:after="0" w:line="252" w:lineRule="auto"/>
+              <w:jc w:val="left"/>
+            </w:pPr>
+            <w:r>
+              <w:rPr>
+                <w:rFonts w:ascii="Microsoft YaHei" w:hAnsi="Microsoft YaHei" w:eastAsia="Microsoft YaHei"/>
+                <w:color w:val="000000"/>
+                <w:sz w:val="17"/>
+              </w:rPr>
+              <w:t>2026-09-30</w:t>
+            </w:r>
+          </w:p>
+        </w:tc>
+        <w:tc>
+          <w:tcPr>
+            <w:tcW w:type="dxa" w:w="5243"/>
+            <w:vAlign w:val="center"/>
+            <w:tcMar>
+              <w:top w:w="38" w:type="dxa"/>
+              <w:start w:w="70" w:type="dxa"/>
+              <w:bottom w:w="38" w:type="dxa"/>
+              <w:end w:w="70" w:type="dxa"/>
+            </w:tcMar>
+            <w:tcBorders>
+              <w:top w:val="single" w:sz="6" w:space="0" w:color="D9D9D9"/>
+              <w:left w:val="single" w:sz="6" w:space="0" w:color="D9D9D9"/>
+              <w:bottom w:val="single" w:sz="6" w:space="0" w:color="D9D9D9"/>
+              <w:right w:val="single" w:sz="6" w:space="0" w:color="D9D9D9"/>
+              <w:insideH w:val="single" w:sz="6" w:space="0" w:color="D9D9D9"/>
+              <w:insideV w:val="single" w:sz="6" w:space="0" w:color="D9D9D9"/>
+            </w:tcBorders>
+          </w:tcPr>
+          <w:p>
+            <w:pPr>
+              <w:spacing w:after="0" w:line="252" w:lineRule="auto"/>
+              <w:jc w:val="left"/>
+            </w:pPr>
+            <w:r>
+              <w:rPr>
+                <w:rFonts w:ascii="Microsoft YaHei" w:hAnsi="Microsoft YaHei" w:eastAsia="Microsoft YaHei"/>
+                <w:color w:val="000000"/>
+                <w:sz w:val="17"/>
+              </w:rPr>
+              <w:t>建立【材料 3】独立《随附文件说明》提交件</w:t>
+            </w:r>
+          </w:p>
+        </w:tc>
+        <w:tc>
+          <w:tcPr>
+            <w:tcW w:type="dxa" w:w="2307"/>
+            <w:vAlign w:val="center"/>
+            <w:tcMar>
+              <w:top w:w="38" w:type="dxa"/>
+              <w:start w:w="70" w:type="dxa"/>
+              <w:bottom w:w="38" w:type="dxa"/>
+              <w:end w:w="70" w:type="dxa"/>
+            </w:tcMar>
+            <w:tcBorders>
+              <w:top w:val="single" w:sz="6" w:space="0" w:color="D9D9D9"/>
+              <w:left w:val="single" w:sz="6" w:space="0" w:color="D9D9D9"/>
+              <w:bottom w:val="single" w:sz="6" w:space="0" w:color="D9D9D9"/>
+              <w:right w:val="single" w:sz="6" w:space="0" w:color="D9D9D9"/>
+              <w:insideH w:val="single" w:sz="6" w:space="0" w:color="D9D9D9"/>
+              <w:insideV w:val="single" w:sz="6" w:space="0" w:color="D9D9D9"/>
+            </w:tcBorders>
           </w:tcPr>
           <w:p>
             <w:pPr>

--- a/项目文档/华为ICT赛道三_附送文件说明.docx
+++ b/项目文档/华为ICT赛道三_附送文件说明.docx
@@ -4362,7 +4362,7 @@
         <w:pStyle w:val="Heading2"/>
       </w:pPr>
       <w:r>
-        <w:t>5.1 登记号 → 包内文件对照（07_证据包/，29 个文件全部按登记号命名）</w:t>
+        <w:t>5.1 登记号 → 包内文件对照（07_证据包/，31 个文件：29 个按登记号命名，另含 R-KN-07 路由评测、id 冲突更正说明与公开语料清单，另有 evidence/ 子目录）</w:t>
       </w:r>
     </w:p>
     <w:tbl>
@@ -5631,6 +5631,22 @@
               </w:rPr>
               <w:t>R-KN-07_eval-results.json</w:t>
             </w:r>
+            <w:r>
+              <w:rPr>
+                <w:rFonts w:ascii="Microsoft YaHei" w:hAnsi="Microsoft YaHei" w:eastAsia="Microsoft YaHei"/>
+                <w:color w:val="000000"/>
+                <w:sz w:val="17"/>
+              </w:rPr>
+              <w:t xml:space="preserve"> + </w:t>
+            </w:r>
+            <w:r>
+              <w:rPr>
+                <w:rFonts w:ascii="Consolas" w:hAnsi="Consolas" w:eastAsia="Microsoft YaHei"/>
+                <w:color w:val="000000"/>
+                <w:sz w:val="16"/>
+              </w:rPr>
+              <w:t>R-KN-07_routing-eval.json</w:t>
+            </w:r>
           </w:p>
         </w:tc>
         <w:tc>
@@ -5673,7 +5689,7 @@
                 <w:color w:val="000000"/>
                 <w:sz w:val="17"/>
               </w:rPr>
-              <w:t>（2026-10-26：301 题[标题/实体/多跳/拒答]、27 资产语料；RRF 混合标题型 hit@1 +40% 相对提升并已合入生产接口 retrieval_mode=hybrid）</w:t>
+              <w:t>（2026-10-26：306 题[标题/实体/多跳/拒答]、27 资产语料（id 更正后口径）；RRF 混合标题型 hit@1 81.5%（+57% 相对）并已合入生产接口 retrieval_mode=hybrid；两系统规则路由器总体 hit@1 74.8%/hit@5 97.0%，显著优于全部单一系统且≈逐题型最优）</w:t>
             </w:r>
           </w:p>
         </w:tc>
@@ -8263,7 +8279,265 @@
                 <w:color w:val="000000"/>
                 <w:sz w:val="17"/>
               </w:rPr>
+              <w:t>基准 id 冲突更正：证据包换入更正后 benchmark/eval/yaml + 新增 R-KN-07_routing-eval.json（路由器）与 ID_COLLISION_CORRECTION_20261026.md（更正说明，材料 1/2/3 检索数字同步更正口径）；§5.1 计数 29→31</w:t>
+            </w:r>
+          </w:p>
+        </w:tc>
+        <w:tc>
+          <w:tcPr>
+            <w:tcW w:type="dxa" w:w="2307"/>
+            <w:vAlign w:val="center"/>
+            <w:tcMar>
+              <w:top w:w="38" w:type="dxa"/>
+              <w:start w:w="70" w:type="dxa"/>
+              <w:bottom w:w="38" w:type="dxa"/>
+              <w:end w:w="70" w:type="dxa"/>
+            </w:tcMar>
+            <w:tcBorders>
+              <w:top w:val="single" w:sz="6" w:space="0" w:color="D9D9D9"/>
+              <w:left w:val="single" w:sz="6" w:space="0" w:color="D9D9D9"/>
+              <w:bottom w:val="single" w:sz="6" w:space="0" w:color="D9D9D9"/>
+              <w:right w:val="single" w:sz="6" w:space="0" w:color="D9D9D9"/>
+              <w:insideH w:val="single" w:sz="6" w:space="0" w:color="D9D9D9"/>
+              <w:insideV w:val="single" w:sz="6" w:space="0" w:color="D9D9D9"/>
+            </w:tcBorders>
+          </w:tcPr>
+          <w:p>
+            <w:pPr>
+              <w:spacing w:after="0" w:line="252" w:lineRule="auto"/>
+              <w:jc w:val="left"/>
+            </w:pPr>
+            <w:r>
+              <w:rPr>
+                <w:rFonts w:ascii="Microsoft YaHei" w:hAnsi="Microsoft YaHei" w:eastAsia="Microsoft YaHei"/>
+                <w:color w:val="000000"/>
+                <w:sz w:val="17"/>
+              </w:rPr>
+              <w:t>liyongxiang + ZCode</w:t>
+            </w:r>
+          </w:p>
+        </w:tc>
+      </w:tr>
+      <w:tr>
+        <w:trPr>
+          <w:cantSplit w:val="true"/>
+        </w:trPr>
+        <w:tc>
+          <w:tcPr>
+            <w:tcW w:type="dxa" w:w="2097"/>
+            <w:vAlign w:val="center"/>
+            <w:tcMar>
+              <w:top w:w="38" w:type="dxa"/>
+              <w:start w:w="70" w:type="dxa"/>
+              <w:bottom w:w="38" w:type="dxa"/>
+              <w:end w:w="70" w:type="dxa"/>
+            </w:tcMar>
+            <w:tcBorders>
+              <w:top w:val="single" w:sz="6" w:space="0" w:color="D9D9D9"/>
+              <w:left w:val="single" w:sz="6" w:space="0" w:color="D9D9D9"/>
+              <w:bottom w:val="single" w:sz="6" w:space="0" w:color="D9D9D9"/>
+              <w:right w:val="single" w:sz="6" w:space="0" w:color="D9D9D9"/>
+              <w:insideH w:val="single" w:sz="6" w:space="0" w:color="D9D9D9"/>
+              <w:insideV w:val="single" w:sz="6" w:space="0" w:color="D9D9D9"/>
+            </w:tcBorders>
+            <w:shd w:fill="F3F7FA"/>
+          </w:tcPr>
+          <w:p>
+            <w:pPr>
+              <w:spacing w:after="0" w:line="252" w:lineRule="auto"/>
+              <w:jc w:val="left"/>
+            </w:pPr>
+            <w:r>
+              <w:rPr>
+                <w:rFonts w:ascii="Microsoft YaHei" w:hAnsi="Microsoft YaHei" w:eastAsia="Microsoft YaHei"/>
+                <w:color w:val="000000"/>
+                <w:sz w:val="17"/>
+              </w:rPr>
+              <w:t>2026-10-26</w:t>
+            </w:r>
+          </w:p>
+        </w:tc>
+        <w:tc>
+          <w:tcPr>
+            <w:tcW w:type="dxa" w:w="5243"/>
+            <w:vAlign w:val="center"/>
+            <w:tcMar>
+              <w:top w:w="38" w:type="dxa"/>
+              <w:start w:w="70" w:type="dxa"/>
+              <w:bottom w:w="38" w:type="dxa"/>
+              <w:end w:w="70" w:type="dxa"/>
+            </w:tcMar>
+            <w:tcBorders>
+              <w:top w:val="single" w:sz="6" w:space="0" w:color="D9D9D9"/>
+              <w:left w:val="single" w:sz="6" w:space="0" w:color="D9D9D9"/>
+              <w:bottom w:val="single" w:sz="6" w:space="0" w:color="D9D9D9"/>
+              <w:right w:val="single" w:sz="6" w:space="0" w:color="D9D9D9"/>
+              <w:insideH w:val="single" w:sz="6" w:space="0" w:color="D9D9D9"/>
+              <w:insideV w:val="single" w:sz="6" w:space="0" w:color="D9D9D9"/>
+            </w:tcBorders>
+            <w:shd w:fill="F3F7FA"/>
+          </w:tcPr>
+          <w:p>
+            <w:pPr>
+              <w:spacing w:after="0" w:line="252" w:lineRule="auto"/>
+              <w:jc w:val="left"/>
+            </w:pPr>
+            <w:r>
+              <w:rPr>
+                <w:rFonts w:ascii="Microsoft YaHei" w:hAnsi="Microsoft YaHei" w:eastAsia="Microsoft YaHei"/>
+                <w:color w:val="000000"/>
+                <w:sz w:val="17"/>
+              </w:rPr>
               <w:t>新增 R-KN-07（检索基准与三系统评测）/R-KN-08（本体证据审计）登记与证据文件；§5.1 计数 24→29</w:t>
+            </w:r>
+          </w:p>
+        </w:tc>
+        <w:tc>
+          <w:tcPr>
+            <w:tcW w:type="dxa" w:w="2307"/>
+            <w:vAlign w:val="center"/>
+            <w:tcMar>
+              <w:top w:w="38" w:type="dxa"/>
+              <w:start w:w="70" w:type="dxa"/>
+              <w:bottom w:w="38" w:type="dxa"/>
+              <w:end w:w="70" w:type="dxa"/>
+            </w:tcMar>
+            <w:tcBorders>
+              <w:top w:val="single" w:sz="6" w:space="0" w:color="D9D9D9"/>
+              <w:left w:val="single" w:sz="6" w:space="0" w:color="D9D9D9"/>
+              <w:bottom w:val="single" w:sz="6" w:space="0" w:color="D9D9D9"/>
+              <w:right w:val="single" w:sz="6" w:space="0" w:color="D9D9D9"/>
+              <w:insideH w:val="single" w:sz="6" w:space="0" w:color="D9D9D9"/>
+              <w:insideV w:val="single" w:sz="6" w:space="0" w:color="D9D9D9"/>
+            </w:tcBorders>
+            <w:shd w:fill="F3F7FA"/>
+          </w:tcPr>
+          <w:p>
+            <w:pPr>
+              <w:spacing w:after="0" w:line="252" w:lineRule="auto"/>
+              <w:jc w:val="left"/>
+            </w:pPr>
+            <w:r>
+              <w:rPr>
+                <w:rFonts w:ascii="Microsoft YaHei" w:hAnsi="Microsoft YaHei" w:eastAsia="Microsoft YaHei"/>
+                <w:color w:val="000000"/>
+                <w:sz w:val="17"/>
+              </w:rPr>
+              <w:t>liyongxiang + ZCode</w:t>
+            </w:r>
+          </w:p>
+        </w:tc>
+      </w:tr>
+      <w:tr>
+        <w:trPr>
+          <w:cantSplit w:val="true"/>
+        </w:trPr>
+        <w:tc>
+          <w:tcPr>
+            <w:tcW w:type="dxa" w:w="2097"/>
+            <w:vAlign w:val="center"/>
+            <w:tcMar>
+              <w:top w:w="38" w:type="dxa"/>
+              <w:start w:w="70" w:type="dxa"/>
+              <w:bottom w:w="38" w:type="dxa"/>
+              <w:end w:w="70" w:type="dxa"/>
+            </w:tcMar>
+            <w:tcBorders>
+              <w:top w:val="single" w:sz="6" w:space="0" w:color="D9D9D9"/>
+              <w:left w:val="single" w:sz="6" w:space="0" w:color="D9D9D9"/>
+              <w:bottom w:val="single" w:sz="6" w:space="0" w:color="D9D9D9"/>
+              <w:right w:val="single" w:sz="6" w:space="0" w:color="D9D9D9"/>
+              <w:insideH w:val="single" w:sz="6" w:space="0" w:color="D9D9D9"/>
+              <w:insideV w:val="single" w:sz="6" w:space="0" w:color="D9D9D9"/>
+            </w:tcBorders>
+          </w:tcPr>
+          <w:p>
+            <w:pPr>
+              <w:spacing w:after="0" w:line="252" w:lineRule="auto"/>
+              <w:jc w:val="left"/>
+            </w:pPr>
+            <w:r>
+              <w:rPr>
+                <w:rFonts w:ascii="Microsoft YaHei" w:hAnsi="Microsoft YaHei" w:eastAsia="Microsoft YaHei"/>
+                <w:color w:val="000000"/>
+                <w:sz w:val="17"/>
+              </w:rPr>
+              <w:t>2026-10-25</w:t>
+            </w:r>
+          </w:p>
+        </w:tc>
+        <w:tc>
+          <w:tcPr>
+            <w:tcW w:type="dxa" w:w="5243"/>
+            <w:vAlign w:val="center"/>
+            <w:tcMar>
+              <w:top w:w="38" w:type="dxa"/>
+              <w:start w:w="70" w:type="dxa"/>
+              <w:bottom w:w="38" w:type="dxa"/>
+              <w:end w:w="70" w:type="dxa"/>
+            </w:tcMar>
+            <w:tcBorders>
+              <w:top w:val="single" w:sz="6" w:space="0" w:color="D9D9D9"/>
+              <w:left w:val="single" w:sz="6" w:space="0" w:color="D9D9D9"/>
+              <w:bottom w:val="single" w:sz="6" w:space="0" w:color="D9D9D9"/>
+              <w:right w:val="single" w:sz="6" w:space="0" w:color="D9D9D9"/>
+              <w:insideH w:val="single" w:sz="6" w:space="0" w:color="D9D9D9"/>
+              <w:insideV w:val="single" w:sz="6" w:space="0" w:color="D9D9D9"/>
+            </w:tcBorders>
+          </w:tcPr>
+          <w:p>
+            <w:pPr>
+              <w:spacing w:after="0" w:line="252" w:lineRule="auto"/>
+              <w:jc w:val="left"/>
+            </w:pPr>
+            <w:r>
+              <w:rPr>
+                <w:rFonts w:ascii="Microsoft YaHei" w:hAnsi="Microsoft YaHei" w:eastAsia="Microsoft YaHei"/>
+                <w:b/>
+                <w:color w:val="000000"/>
+                <w:sz w:val="17"/>
+              </w:rPr>
+              <w:t>R-NX-10 完成</w:t>
+            </w:r>
+            <w:r>
+              <w:rPr>
+                <w:rFonts w:ascii="Microsoft YaHei" w:hAnsi="Microsoft YaHei" w:eastAsia="Microsoft YaHei"/>
+                <w:color w:val="000000"/>
+                <w:sz w:val="17"/>
+              </w:rPr>
+              <w:t>：新增托管平台 MCP 工具面真实调用验收登记与证据目录（</w:t>
+            </w:r>
+            <w:r>
+              <w:rPr>
+                <w:rFonts w:ascii="Consolas" w:hAnsi="Consolas" w:eastAsia="Microsoft YaHei"/>
+                <w:color w:val="000000"/>
+                <w:sz w:val="16"/>
+              </w:rPr>
+              <w:t>R-NX-10_COMPLETED.yaml</w:t>
+            </w:r>
+            <w:r>
+              <w:rPr>
+                <w:rFonts w:ascii="Microsoft YaHei" w:hAnsi="Microsoft YaHei" w:eastAsia="Microsoft YaHei"/>
+                <w:color w:val="000000"/>
+                <w:sz w:val="17"/>
+              </w:rPr>
+              <w:t xml:space="preserve"> + </w:t>
+            </w:r>
+            <w:r>
+              <w:rPr>
+                <w:rFonts w:ascii="Consolas" w:hAnsi="Consolas" w:eastAsia="Microsoft YaHei"/>
+                <w:color w:val="000000"/>
+                <w:sz w:val="16"/>
+              </w:rPr>
+              <w:t>evidence/hosted-qa-2026-10-25/</w:t>
+            </w:r>
+            <w:r>
+              <w:rPr>
+                <w:rFonts w:ascii="Microsoft YaHei" w:hAnsi="Microsoft YaHei" w:eastAsia="Microsoft YaHei"/>
+                <w:color w:val="000000"/>
+                <w:sz w:val="17"/>
+              </w:rPr>
+              <w:t>），§〇/§5.1/§5.2/§六 同步更新；R-NX-08 的“工具面恢复待办”口径收口</w:t>
             </w:r>
           </w:p>
         </w:tc>
@@ -8373,7 +8647,7 @@
                 <w:color w:val="000000"/>
                 <w:sz w:val="17"/>
               </w:rPr>
-              <w:t>R-NX-10 完成</w:t>
+              <w:t>v1.2 国奖打磨版</w:t>
             </w:r>
             <w:r>
               <w:rPr>
@@ -8381,39 +8655,7 @@
                 <w:color w:val="000000"/>
                 <w:sz w:val="17"/>
               </w:rPr>
-              <w:t>：新增托管平台 MCP 工具面真实调用验收登记与证据目录（</w:t>
-            </w:r>
-            <w:r>
-              <w:rPr>
-                <w:rFonts w:ascii="Consolas" w:hAnsi="Consolas" w:eastAsia="Microsoft YaHei"/>
-                <w:color w:val="000000"/>
-                <w:sz w:val="16"/>
-              </w:rPr>
-              <w:t>R-NX-10_COMPLETED.yaml</w:t>
-            </w:r>
-            <w:r>
-              <w:rPr>
-                <w:rFonts w:ascii="Microsoft YaHei" w:hAnsi="Microsoft YaHei" w:eastAsia="Microsoft YaHei"/>
-                <w:color w:val="000000"/>
-                <w:sz w:val="17"/>
-              </w:rPr>
-              <w:t xml:space="preserve"> + </w:t>
-            </w:r>
-            <w:r>
-              <w:rPr>
-                <w:rFonts w:ascii="Consolas" w:hAnsi="Consolas" w:eastAsia="Microsoft YaHei"/>
-                <w:color w:val="000000"/>
-                <w:sz w:val="16"/>
-              </w:rPr>
-              <w:t>evidence/hosted-qa-2026-10-25/</w:t>
-            </w:r>
-            <w:r>
-              <w:rPr>
-                <w:rFonts w:ascii="Microsoft YaHei" w:hAnsi="Microsoft YaHei" w:eastAsia="Microsoft YaHei"/>
-                <w:color w:val="000000"/>
-                <w:sz w:val="17"/>
-              </w:rPr>
-              <w:t>），§〇/§5.1/§5.2/§六 同步更新；R-NX-08 的“工具面恢复待办”口径收口</w:t>
+              <w:t>：①§〇/§一/§五 导航与路径全部对齐提交包新结构（04_代码附件 / 06_示例问答截图 / 07_证据包 / 08_演示视频）；②新增§二完整代码附件说明（zip 与开源仓库一致）与§5.1 登记号→包内文件对照表；③§5.2 口径提醒改为“双端均已完成”（消除 v1.1 与 R-NX-08 完成状态矛盾的残留）；④§六自检逐项落勾并附口径说明</w:t>
             </w:r>
           </w:p>
         </w:tc>
@@ -8487,7 +8729,7 @@
                 <w:color w:val="000000"/>
                 <w:sz w:val="17"/>
               </w:rPr>
-              <w:t>2026-10-25</w:t>
+              <w:t>2026-10-23</w:t>
             </w:r>
           </w:p>
         </w:tc>
@@ -8518,19 +8760,10 @@
             <w:r>
               <w:rPr>
                 <w:rFonts w:ascii="Microsoft YaHei" w:hAnsi="Microsoft YaHei" w:eastAsia="Microsoft YaHei"/>
-                <w:b/>
                 <w:color w:val="000000"/>
                 <w:sz w:val="17"/>
               </w:rPr>
-              <w:t>v1.2 国奖打磨版</w:t>
-            </w:r>
-            <w:r>
-              <w:rPr>
-                <w:rFonts w:ascii="Microsoft YaHei" w:hAnsi="Microsoft YaHei" w:eastAsia="Microsoft YaHei"/>
-                <w:color w:val="000000"/>
-                <w:sz w:val="17"/>
-              </w:rPr>
-              <w:t>：①§〇/§一/§五 导航与路径全部对齐提交包新结构（04_代码附件 / 06_示例问答截图 / 07_证据包 / 08_演示视频）；②新增§二完整代码附件说明（zip 与开源仓库一致）与§5.1 登记号→包内文件对照表；③§5.2 口径提醒改为“双端均已完成”（消除 v1.1 与 R-NX-08 完成状态矛盾的残留）；④§六自检逐项落勾并附口径说明</w:t>
+              <w:t>新增 R-KN-05 跨文档多跳实例与演示视频说明</w:t>
             </w:r>
           </w:p>
         </w:tc>
@@ -8564,7 +8797,7 @@
                 <w:color w:val="000000"/>
                 <w:sz w:val="17"/>
               </w:rPr>
-              <w:t>liyongxiang + ZCode</w:t>
+              <w:t>liyongxiang</w:t>
             </w:r>
           </w:p>
         </w:tc>
@@ -8604,7 +8837,7 @@
                 <w:color w:val="000000"/>
                 <w:sz w:val="17"/>
               </w:rPr>
-              <w:t>2026-10-23</w:t>
+              <w:t>2026-09-30</w:t>
             </w:r>
           </w:p>
         </w:tc>
@@ -8639,7 +8872,7 @@
                 <w:color w:val="000000"/>
                 <w:sz w:val="17"/>
               </w:rPr>
-              <w:t>新增 R-KN-05 跨文档多跳实例与演示视频说明</w:t>
+              <w:t>建立【材料 3】独立《随附文件说明》提交件</w:t>
             </w:r>
           </w:p>
         </w:tc>
@@ -8662,113 +8895,6 @@
               <w:insideV w:val="single" w:sz="6" w:space="0" w:color="D9D9D9"/>
             </w:tcBorders>
             <w:shd w:fill="F3F7FA"/>
-          </w:tcPr>
-          <w:p>
-            <w:pPr>
-              <w:spacing w:after="0" w:line="252" w:lineRule="auto"/>
-              <w:jc w:val="left"/>
-            </w:pPr>
-            <w:r>
-              <w:rPr>
-                <w:rFonts w:ascii="Microsoft YaHei" w:hAnsi="Microsoft YaHei" w:eastAsia="Microsoft YaHei"/>
-                <w:color w:val="000000"/>
-                <w:sz w:val="17"/>
-              </w:rPr>
-              <w:t>liyongxiang</w:t>
-            </w:r>
-          </w:p>
-        </w:tc>
-      </w:tr>
-      <w:tr>
-        <w:trPr>
-          <w:cantSplit w:val="true"/>
-        </w:trPr>
-        <w:tc>
-          <w:tcPr>
-            <w:tcW w:type="dxa" w:w="2097"/>
-            <w:vAlign w:val="center"/>
-            <w:tcMar>
-              <w:top w:w="38" w:type="dxa"/>
-              <w:start w:w="70" w:type="dxa"/>
-              <w:bottom w:w="38" w:type="dxa"/>
-              <w:end w:w="70" w:type="dxa"/>
-            </w:tcMar>
-            <w:tcBorders>
-              <w:top w:val="single" w:sz="6" w:space="0" w:color="D9D9D9"/>
-              <w:left w:val="single" w:sz="6" w:space="0" w:color="D9D9D9"/>
-              <w:bottom w:val="single" w:sz="6" w:space="0" w:color="D9D9D9"/>
-              <w:right w:val="single" w:sz="6" w:space="0" w:color="D9D9D9"/>
-              <w:insideH w:val="single" w:sz="6" w:space="0" w:color="D9D9D9"/>
-              <w:insideV w:val="single" w:sz="6" w:space="0" w:color="D9D9D9"/>
-            </w:tcBorders>
-          </w:tcPr>
-          <w:p>
-            <w:pPr>
-              <w:spacing w:after="0" w:line="252" w:lineRule="auto"/>
-              <w:jc w:val="left"/>
-            </w:pPr>
-            <w:r>
-              <w:rPr>
-                <w:rFonts w:ascii="Microsoft YaHei" w:hAnsi="Microsoft YaHei" w:eastAsia="Microsoft YaHei"/>
-                <w:color w:val="000000"/>
-                <w:sz w:val="17"/>
-              </w:rPr>
-              <w:t>2026-09-30</w:t>
-            </w:r>
-          </w:p>
-        </w:tc>
-        <w:tc>
-          <w:tcPr>
-            <w:tcW w:type="dxa" w:w="5243"/>
-            <w:vAlign w:val="center"/>
-            <w:tcMar>
-              <w:top w:w="38" w:type="dxa"/>
-              <w:start w:w="70" w:type="dxa"/>
-              <w:bottom w:w="38" w:type="dxa"/>
-              <w:end w:w="70" w:type="dxa"/>
-            </w:tcMar>
-            <w:tcBorders>
-              <w:top w:val="single" w:sz="6" w:space="0" w:color="D9D9D9"/>
-              <w:left w:val="single" w:sz="6" w:space="0" w:color="D9D9D9"/>
-              <w:bottom w:val="single" w:sz="6" w:space="0" w:color="D9D9D9"/>
-              <w:right w:val="single" w:sz="6" w:space="0" w:color="D9D9D9"/>
-              <w:insideH w:val="single" w:sz="6" w:space="0" w:color="D9D9D9"/>
-              <w:insideV w:val="single" w:sz="6" w:space="0" w:color="D9D9D9"/>
-            </w:tcBorders>
-          </w:tcPr>
-          <w:p>
-            <w:pPr>
-              <w:spacing w:after="0" w:line="252" w:lineRule="auto"/>
-              <w:jc w:val="left"/>
-            </w:pPr>
-            <w:r>
-              <w:rPr>
-                <w:rFonts w:ascii="Microsoft YaHei" w:hAnsi="Microsoft YaHei" w:eastAsia="Microsoft YaHei"/>
-                <w:color w:val="000000"/>
-                <w:sz w:val="17"/>
-              </w:rPr>
-              <w:t>建立【材料 3】独立《随附文件说明》提交件</w:t>
-            </w:r>
-          </w:p>
-        </w:tc>
-        <w:tc>
-          <w:tcPr>
-            <w:tcW w:type="dxa" w:w="2307"/>
-            <w:vAlign w:val="center"/>
-            <w:tcMar>
-              <w:top w:w="38" w:type="dxa"/>
-              <w:start w:w="70" w:type="dxa"/>
-              <w:bottom w:w="38" w:type="dxa"/>
-              <w:end w:w="70" w:type="dxa"/>
-            </w:tcMar>
-            <w:tcBorders>
-              <w:top w:val="single" w:sz="6" w:space="0" w:color="D9D9D9"/>
-              <w:left w:val="single" w:sz="6" w:space="0" w:color="D9D9D9"/>
-              <w:bottom w:val="single" w:sz="6" w:space="0" w:color="D9D9D9"/>
-              <w:right w:val="single" w:sz="6" w:space="0" w:color="D9D9D9"/>
-              <w:insideH w:val="single" w:sz="6" w:space="0" w:color="D9D9D9"/>
-              <w:insideV w:val="single" w:sz="6" w:space="0" w:color="D9D9D9"/>
-            </w:tcBorders>
           </w:tcPr>
           <w:p>
             <w:pPr>
